--- a/Experiment-10-Ghidra/Exp_10.docx
+++ b/Experiment-10-Ghidra/Exp_10.docx
@@ -22,20 +22,37 @@
           <w:sz w:val="28"/>
           <w:szCs w:val="28"/>
         </w:rPr>
-        <w:t xml:space="preserve">Malware Disassembly and Code Analysis Using </w:t>
-      </w:r>
-      <w:proofErr w:type="spellStart"/>
+        <w:t>Malware Disassembly and Code Analysis Using Ghidra</w:t>
+      </w:r>
+    </w:p>
+    <w:p>
+      <w:pPr>
+        <w:spacing w:line="360" w:lineRule="auto"/>
+        <w:jc w:val="both"/>
+        <w:rPr>
+          <w:rFonts w:ascii="Times New Roman" w:hAnsi="Times New Roman" w:cs="Times New Roman"/>
+        </w:rPr>
+      </w:pPr>
       <w:r>
         <w:rPr>
           <w:rFonts w:ascii="Times New Roman" w:hAnsi="Times New Roman" w:cs="Times New Roman"/>
           <w:b/>
           <w:bCs/>
-          <w:sz w:val="28"/>
-          <w:szCs w:val="28"/>
-        </w:rPr>
-        <w:t>Ghidra</w:t>
-      </w:r>
-      <w:proofErr w:type="spellEnd"/>
+        </w:rPr>
+        <w:t>EXPERIMENT NO:</w:t>
+      </w:r>
+      <w:r>
+        <w:rPr>
+          <w:rFonts w:ascii="Times New Roman" w:hAnsi="Times New Roman" w:cs="Times New Roman"/>
+        </w:rPr>
+        <w:t xml:space="preserve"> </w:t>
+      </w:r>
+      <w:r>
+        <w:rPr>
+          <w:rFonts w:ascii="Times New Roman" w:hAnsi="Times New Roman" w:cs="Times New Roman"/>
+        </w:rPr>
+        <w:t xml:space="preserve">10                                                                 </w:t>
+      </w:r>
     </w:p>
     <w:p>
       <w:pPr>
@@ -51,25 +68,13 @@
           <w:b/>
           <w:bCs/>
         </w:rPr>
-        <w:t>EXPERIMENT NO:</w:t>
+        <w:t>DATE:</w:t>
       </w:r>
       <w:r>
         <w:rPr>
           <w:rFonts w:ascii="Times New Roman" w:hAnsi="Times New Roman" w:cs="Times New Roman"/>
         </w:rPr>
         <w:t xml:space="preserve"> </w:t>
-      </w:r>
-      <w:r>
-        <w:rPr>
-          <w:rFonts w:ascii="Times New Roman" w:hAnsi="Times New Roman" w:cs="Times New Roman"/>
-        </w:rPr>
-        <w:t>10</w:t>
-      </w:r>
-      <w:r>
-        <w:rPr>
-          <w:rFonts w:ascii="Times New Roman" w:hAnsi="Times New Roman" w:cs="Times New Roman"/>
-        </w:rPr>
-        <w:t xml:space="preserve">                                                                 </w:t>
       </w:r>
     </w:p>
     <w:p>
@@ -78,21 +83,17 @@
         <w:jc w:val="both"/>
         <w:rPr>
           <w:rFonts w:ascii="Times New Roman" w:hAnsi="Times New Roman" w:cs="Times New Roman"/>
-        </w:rPr>
-      </w:pPr>
-      <w:r>
-        <w:rPr>
-          <w:rFonts w:ascii="Times New Roman" w:hAnsi="Times New Roman" w:cs="Times New Roman"/>
           <w:b/>
           <w:bCs/>
         </w:rPr>
-        <w:t>DATE:</w:t>
-      </w:r>
-      <w:r>
-        <w:rPr>
-          <w:rFonts w:ascii="Times New Roman" w:hAnsi="Times New Roman" w:cs="Times New Roman"/>
-        </w:rPr>
-        <w:t xml:space="preserve"> </w:t>
+      </w:pPr>
+      <w:r>
+        <w:rPr>
+          <w:rFonts w:ascii="Times New Roman" w:hAnsi="Times New Roman" w:cs="Times New Roman"/>
+          <w:b/>
+          <w:bCs/>
+        </w:rPr>
+        <w:t>1. AIM</w:t>
       </w:r>
     </w:p>
     <w:p>
@@ -101,60 +102,13 @@
         <w:jc w:val="both"/>
         <w:rPr>
           <w:rFonts w:ascii="Times New Roman" w:hAnsi="Times New Roman" w:cs="Times New Roman"/>
-          <w:b/>
-          <w:bCs/>
-        </w:rPr>
-      </w:pPr>
-      <w:r>
-        <w:rPr>
-          <w:rFonts w:ascii="Times New Roman" w:hAnsi="Times New Roman" w:cs="Times New Roman"/>
-          <w:b/>
-          <w:bCs/>
-        </w:rPr>
-        <w:t>1. AIM</w:t>
-      </w:r>
-    </w:p>
-    <w:p>
-      <w:pPr>
-        <w:spacing w:line="360" w:lineRule="auto"/>
-        <w:jc w:val="both"/>
-        <w:rPr>
-          <w:rFonts w:ascii="Times New Roman" w:hAnsi="Times New Roman" w:cs="Times New Roman"/>
-        </w:rPr>
-      </w:pPr>
-      <w:r>
-        <w:rPr>
-          <w:rFonts w:ascii="Times New Roman" w:hAnsi="Times New Roman" w:cs="Times New Roman"/>
-        </w:rPr>
-        <w:t xml:space="preserve">To set up a secure analysis environment, utilize the </w:t>
-      </w:r>
-      <w:proofErr w:type="spellStart"/>
-      <w:r>
-        <w:rPr>
-          <w:rFonts w:ascii="Times New Roman" w:hAnsi="Times New Roman" w:cs="Times New Roman"/>
-        </w:rPr>
-        <w:t>Ghidra</w:t>
-      </w:r>
-      <w:proofErr w:type="spellEnd"/>
-      <w:r>
-        <w:rPr>
-          <w:rFonts w:ascii="Times New Roman" w:hAnsi="Times New Roman" w:cs="Times New Roman"/>
-        </w:rPr>
-        <w:t xml:space="preserve"> reverse engineering framework to disassemble and decompile binary code, and interpret low-level assembly functions to identify common malware </w:t>
-      </w:r>
-      <w:proofErr w:type="spellStart"/>
-      <w:r>
-        <w:rPr>
-          <w:rFonts w:ascii="Times New Roman" w:hAnsi="Times New Roman" w:cs="Times New Roman"/>
-        </w:rPr>
-        <w:t>behaviors</w:t>
-      </w:r>
-      <w:proofErr w:type="spellEnd"/>
-      <w:r>
-        <w:rPr>
-          <w:rFonts w:ascii="Times New Roman" w:hAnsi="Times New Roman" w:cs="Times New Roman"/>
-        </w:rPr>
-        <w:t>, persistence mechanisms, and indicators of compromise.</w:t>
+        </w:rPr>
+      </w:pPr>
+      <w:r>
+        <w:rPr>
+          <w:rFonts w:ascii="Times New Roman" w:hAnsi="Times New Roman" w:cs="Times New Roman"/>
+        </w:rPr>
+        <w:t>To set up a secure analysis environment, utilize the Ghidra reverse engineering framework to disassemble and decompile binary code, and interpret low-level assembly functions to identify common malware behaviors, persistence mechanisms, and indicators of compromise.</w:t>
       </w:r>
     </w:p>
     <w:p>
@@ -227,21 +181,7 @@
         <w:rPr>
           <w:rFonts w:ascii="Times New Roman" w:hAnsi="Times New Roman" w:cs="Times New Roman"/>
         </w:rPr>
-        <w:t xml:space="preserve"> </w:t>
-      </w:r>
-      <w:proofErr w:type="spellStart"/>
-      <w:r>
-        <w:rPr>
-          <w:rFonts w:ascii="Times New Roman" w:hAnsi="Times New Roman" w:cs="Times New Roman"/>
-        </w:rPr>
-        <w:t>Ghidra</w:t>
-      </w:r>
-      <w:proofErr w:type="spellEnd"/>
-      <w:r>
-        <w:rPr>
-          <w:rFonts w:ascii="Times New Roman" w:hAnsi="Times New Roman" w:cs="Times New Roman"/>
-        </w:rPr>
-        <w:t xml:space="preserve"> (Open-source software reverse engineering suite developed by the NSA)</w:t>
+        <w:t xml:space="preserve"> Ghidra (Open-source software reverse engineering suite developed by the NSA)</w:t>
       </w:r>
     </w:p>
     <w:p>
@@ -268,16 +208,8 @@
         <w:rPr>
           <w:rFonts w:ascii="Times New Roman" w:hAnsi="Times New Roman" w:cs="Times New Roman"/>
         </w:rPr>
-        <w:t xml:space="preserve"> Java Development Kit (JDK) required for running </w:t>
-      </w:r>
-      <w:proofErr w:type="spellStart"/>
-      <w:r>
-        <w:rPr>
-          <w:rFonts w:ascii="Times New Roman" w:hAnsi="Times New Roman" w:cs="Times New Roman"/>
-        </w:rPr>
-        <w:t>Ghidra</w:t>
-      </w:r>
-      <w:proofErr w:type="spellEnd"/>
+        <w:t xml:space="preserve"> Java Development Kit (JDK) required for running Ghidra</w:t>
+      </w:r>
     </w:p>
     <w:p>
       <w:pPr>
@@ -286,6 +218,8 @@
           <w:ilvl w:val="0"/>
           <w:numId w:val="1"/>
         </w:numPr>
+        <w:spacing w:line="360" w:lineRule="auto"/>
+        <w:jc w:val="both"/>
       </w:pPr>
       <w:r>
         <w:rPr>
@@ -295,15 +229,14 @@
         <w:t>Sample Files:</w:t>
       </w:r>
       <w:r>
-        <w:t xml:space="preserve"> </w:t>
-      </w:r>
-      <w:r>
-        <w:t>Benign sample binaries (</w:t>
+        <w:t xml:space="preserve"> Benign sample binaries (</w:t>
       </w:r>
       <w:r>
         <w:rPr>
           <w:rStyle w:val="HTMLCode"/>
           <w:rFonts w:ascii="Times New Roman" w:hAnsi="Times New Roman" w:cs="Times New Roman"/>
+          <w:sz w:val="24"/>
+          <w:szCs w:val="24"/>
         </w:rPr>
         <w:t>benign_sample1.bin</w:t>
       </w:r>
@@ -314,6 +247,8 @@
         <w:rPr>
           <w:rStyle w:val="HTMLCode"/>
           <w:rFonts w:ascii="Times New Roman" w:hAnsi="Times New Roman" w:cs="Times New Roman"/>
+          <w:sz w:val="24"/>
+          <w:szCs w:val="24"/>
         </w:rPr>
         <w:t>benign_sample2.hex</w:t>
       </w:r>
@@ -323,9 +258,30 @@
     </w:p>
     <w:p>
       <w:pPr>
-        <w:pStyle w:val="NormalWeb"/>
-        <w:ind w:left="360"/>
-      </w:pPr>
+        <w:spacing w:line="360" w:lineRule="auto"/>
+        <w:jc w:val="both"/>
+        <w:rPr>
+          <w:rFonts w:ascii="Times New Roman" w:hAnsi="Times New Roman" w:cs="Times New Roman"/>
+          <w:b/>
+          <w:bCs/>
+        </w:rPr>
+      </w:pPr>
+      <w:r>
+        <w:rPr>
+          <w:rFonts w:ascii="Times New Roman" w:hAnsi="Times New Roman" w:cs="Times New Roman"/>
+          <w:b/>
+          <w:bCs/>
+        </w:rPr>
+        <w:t xml:space="preserve">3. </w:t>
+      </w:r>
+      <w:r>
+        <w:rPr>
+          <w:rFonts w:ascii="Times New Roman" w:hAnsi="Times New Roman" w:cs="Times New Roman"/>
+          <w:b/>
+          <w:bCs/>
+        </w:rPr>
+        <w:t>DESCRIPTION</w:t>
+      </w:r>
     </w:p>
     <w:p>
       <w:pPr>
@@ -340,18 +296,43 @@
       <w:r>
         <w:rPr>
           <w:rFonts w:ascii="Times New Roman" w:hAnsi="Times New Roman" w:cs="Times New Roman"/>
+        </w:rPr>
+        <w:t>Malware analysis is the critical process of dissecting compiled software to understand its capabilities, origins, and operational intent without executing it live (static analysis). Ghidra, an open-source Software Reverse Engineering framework developed by the National Security Agency (NSA), is utilized extensively by forensic investigators for this purpose. When original source code is unavailable or intentionally obfuscated by adversaries, analysts rely on Ghidra to bridge the gap between raw, machine-executable binaries and human-readable logic.</w:t>
+      </w:r>
+    </w:p>
+    <w:p>
+      <w:pPr>
+        <w:spacing w:line="360" w:lineRule="auto"/>
+        <w:jc w:val="both"/>
+        <w:rPr>
+          <w:rFonts w:ascii="Times New Roman" w:hAnsi="Times New Roman" w:cs="Times New Roman"/>
+        </w:rPr>
+      </w:pPr>
+      <w:r>
+        <w:rPr>
+          <w:rFonts w:ascii="Times New Roman" w:hAnsi="Times New Roman" w:cs="Times New Roman"/>
+        </w:rPr>
+        <w:t>The framework's core strength lies in its CodeBrowser, which parses raw binary instructions into low-level assembly language, while its advanced Decompiler algorithmically reconstructs higher-level, C-like pseudo-code. This dual approach significantly reduces the cognitive load required to decipher complex malware algorithms. To further aid in understanding the execution logic, Ghidra generates interactive Control Flow Graphs (CFGs) that visually map out function calls, decision branches, and loops, allowing analysts to trace execution paths and identify evasion techniques.</w:t>
+      </w:r>
+    </w:p>
+    <w:p>
+      <w:pPr>
+        <w:spacing w:line="360" w:lineRule="auto"/>
+        <w:jc w:val="both"/>
+        <w:rPr>
+          <w:rFonts w:ascii="Times New Roman" w:hAnsi="Times New Roman" w:cs="Times New Roman"/>
           <w:b/>
           <w:bCs/>
         </w:rPr>
-        <w:t xml:space="preserve">3. </w:t>
-      </w:r>
+      </w:pPr>
       <w:r>
         <w:rPr>
           <w:rFonts w:ascii="Times New Roman" w:hAnsi="Times New Roman" w:cs="Times New Roman"/>
           <w:b/>
           <w:bCs/>
         </w:rPr>
-        <w:t>DESCRIPTION</w:t>
+        <w:lastRenderedPageBreak/>
+        <w:t>4. PROCEDURE</w:t>
       </w:r>
     </w:p>
     <w:p>
@@ -360,86 +341,24 @@
         <w:jc w:val="both"/>
         <w:rPr>
           <w:rFonts w:ascii="Times New Roman" w:hAnsi="Times New Roman" w:cs="Times New Roman"/>
-        </w:rPr>
-      </w:pPr>
-      <w:r>
-        <w:rPr>
-          <w:rFonts w:ascii="Times New Roman" w:hAnsi="Times New Roman" w:cs="Times New Roman"/>
-        </w:rPr>
-        <w:t xml:space="preserve">Malware analysis involves dissecting compiled software to understand its capabilities, origins, and operational intent without executing it live (static analysis). </w:t>
-      </w:r>
-      <w:proofErr w:type="spellStart"/>
-      <w:r>
-        <w:rPr>
-          <w:rFonts w:ascii="Times New Roman" w:hAnsi="Times New Roman" w:cs="Times New Roman"/>
-        </w:rPr>
-        <w:t>Ghidra</w:t>
-      </w:r>
-      <w:proofErr w:type="spellEnd"/>
-      <w:r>
-        <w:rPr>
-          <w:rFonts w:ascii="Times New Roman" w:hAnsi="Times New Roman" w:cs="Times New Roman"/>
-        </w:rPr>
-        <w:t xml:space="preserve"> is an advanced software reverse engineering (SRE) framework that provides a graphical user interface for disassembling machine code into assembly language and decompiling it into C-like pseudo-code. Through automated analysis routines, cross-referencing capabilities, script automation (Python/Java), and control flow graph generation, analysts can inspect imported APIs, string artifacts, and critical functional blocks to expose malicious </w:t>
-      </w:r>
-      <w:proofErr w:type="spellStart"/>
-      <w:r>
-        <w:rPr>
-          <w:rFonts w:ascii="Times New Roman" w:hAnsi="Times New Roman" w:cs="Times New Roman"/>
-        </w:rPr>
-        <w:t>behaviors</w:t>
-      </w:r>
-      <w:proofErr w:type="spellEnd"/>
-      <w:r>
-        <w:rPr>
-          <w:rFonts w:ascii="Times New Roman" w:hAnsi="Times New Roman" w:cs="Times New Roman"/>
-        </w:rPr>
-        <w:t xml:space="preserve"> such as registry manipulation, file system modifications, and unauthorized network communications.</w:t>
+          <w:b/>
+          <w:bCs/>
+        </w:rPr>
+      </w:pPr>
+      <w:r>
+        <w:rPr>
+          <w:rFonts w:ascii="Times New Roman" w:hAnsi="Times New Roman" w:cs="Times New Roman"/>
+          <w:b/>
+          <w:bCs/>
+        </w:rPr>
+        <w:t>Step 1: Installation, Project Initialization, and Binary Import</w:t>
       </w:r>
     </w:p>
     <w:p>
       <w:pPr>
-        <w:spacing w:line="360" w:lineRule="auto"/>
-        <w:jc w:val="both"/>
-        <w:rPr>
-          <w:rFonts w:ascii="Times New Roman" w:hAnsi="Times New Roman" w:cs="Times New Roman"/>
-          <w:b/>
-          <w:bCs/>
-        </w:rPr>
-      </w:pPr>
-      <w:r>
-        <w:rPr>
-          <w:rFonts w:ascii="Times New Roman" w:hAnsi="Times New Roman" w:cs="Times New Roman"/>
-          <w:b/>
-          <w:bCs/>
-        </w:rPr>
-        <w:t>4. PROCEDURE</w:t>
-      </w:r>
-    </w:p>
-    <w:p>
-      <w:pPr>
-        <w:spacing w:line="360" w:lineRule="auto"/>
-        <w:jc w:val="both"/>
-        <w:rPr>
-          <w:rFonts w:ascii="Times New Roman" w:hAnsi="Times New Roman" w:cs="Times New Roman"/>
-          <w:b/>
-          <w:bCs/>
-        </w:rPr>
-      </w:pPr>
-      <w:r>
-        <w:rPr>
-          <w:rFonts w:ascii="Times New Roman" w:hAnsi="Times New Roman" w:cs="Times New Roman"/>
-          <w:b/>
-          <w:bCs/>
-        </w:rPr>
-        <w:t>Step 1: Environment Setup &amp; Tool Initialization</w:t>
-      </w:r>
-    </w:p>
-    <w:p>
-      <w:pPr>
         <w:numPr>
           <w:ilvl w:val="0"/>
-          <w:numId w:val="9"/>
+          <w:numId w:val="16"/>
         </w:numPr>
         <w:spacing w:line="360" w:lineRule="auto"/>
         <w:jc w:val="both"/>
@@ -451,93 +370,55 @@
         <w:rPr>
           <w:rFonts w:ascii="Times New Roman" w:hAnsi="Times New Roman" w:cs="Times New Roman"/>
         </w:rPr>
-        <w:t>Initialize a secure, isolated virtual machine environment configured for malware analysis.</w:t>
+        <w:t>Open the Kali Linux terminal and install the Ghidra framework using the advanced packaging tool:</w:t>
       </w:r>
     </w:p>
     <w:p>
       <w:pPr>
+        <w:spacing w:line="360" w:lineRule="auto"/>
+        <w:ind w:left="720"/>
+        <w:jc w:val="both"/>
+        <w:rPr>
+          <w:rFonts w:ascii="Times New Roman" w:hAnsi="Times New Roman" w:cs="Times New Roman"/>
+        </w:rPr>
+      </w:pPr>
+      <w:r>
+        <w:rPr>
+          <w:rFonts w:ascii="Times New Roman" w:hAnsi="Times New Roman" w:cs="Times New Roman"/>
+        </w:rPr>
+        <w:t xml:space="preserve">Bash: </w:t>
+      </w:r>
+      <w:r>
+        <w:rPr>
+          <w:rFonts w:ascii="Times New Roman" w:hAnsi="Times New Roman" w:cs="Times New Roman"/>
+        </w:rPr>
+        <w:t>sudo apt update &amp;&amp; sudo apt install ghidra -y</w:t>
+      </w:r>
+    </w:p>
+    <w:p>
+      <w:pPr>
         <w:numPr>
           <w:ilvl w:val="0"/>
-          <w:numId w:val="9"/>
+          <w:numId w:val="16"/>
         </w:numPr>
         <w:spacing w:line="360" w:lineRule="auto"/>
         <w:jc w:val="both"/>
         <w:rPr>
           <w:rFonts w:ascii="Times New Roman" w:hAnsi="Times New Roman" w:cs="Times New Roman"/>
-          <w:b/>
-          <w:bCs/>
-        </w:rPr>
-      </w:pPr>
-      <w:r>
-        <w:rPr>
-          <w:rFonts w:ascii="Times New Roman" w:hAnsi="Times New Roman" w:cs="Times New Roman"/>
-          <w:b/>
-          <w:bCs/>
-        </w:rPr>
-        <w:lastRenderedPageBreak/>
-        <w:t xml:space="preserve">Launch </w:t>
-      </w:r>
-      <w:proofErr w:type="spellStart"/>
-      <w:r>
-        <w:rPr>
-          <w:rFonts w:ascii="Times New Roman" w:hAnsi="Times New Roman" w:cs="Times New Roman"/>
-          <w:b/>
-          <w:bCs/>
-        </w:rPr>
-        <w:t>Ghidra</w:t>
-      </w:r>
-      <w:proofErr w:type="spellEnd"/>
-      <w:r>
-        <w:rPr>
-          <w:rFonts w:ascii="Times New Roman" w:hAnsi="Times New Roman" w:cs="Times New Roman"/>
-          <w:b/>
-          <w:bCs/>
-        </w:rPr>
-        <w:t xml:space="preserve"> by executing the startup script (</w:t>
-      </w:r>
-      <w:proofErr w:type="spellStart"/>
-      <w:r>
-        <w:rPr>
-          <w:rFonts w:ascii="Times New Roman" w:hAnsi="Times New Roman" w:cs="Times New Roman"/>
-          <w:b/>
-          <w:bCs/>
-        </w:rPr>
-        <w:t>ghidraRun</w:t>
-      </w:r>
-      <w:proofErr w:type="spellEnd"/>
-      <w:r>
-        <w:rPr>
-          <w:rFonts w:ascii="Times New Roman" w:hAnsi="Times New Roman" w:cs="Times New Roman"/>
-          <w:b/>
-          <w:bCs/>
-        </w:rPr>
-        <w:t xml:space="preserve"> or ghidraRun.bat), create a new project workspace (File &gt; New Project), and import the target sample binary.</w:t>
+        </w:rPr>
+      </w:pPr>
+      <w:r>
+        <w:rPr>
+          <w:rFonts w:ascii="Times New Roman" w:hAnsi="Times New Roman" w:cs="Times New Roman"/>
+        </w:rPr>
+        <w:t xml:space="preserve">Launch Ghidra from the terminal by typing ghidra </w:t>
       </w:r>
     </w:p>
     <w:p>
       <w:pPr>
-        <w:spacing w:line="360" w:lineRule="auto"/>
-        <w:jc w:val="both"/>
-        <w:rPr>
-          <w:rFonts w:ascii="Times New Roman" w:hAnsi="Times New Roman" w:cs="Times New Roman"/>
-          <w:b/>
-          <w:bCs/>
-        </w:rPr>
-      </w:pPr>
-      <w:r>
-        <w:rPr>
-          <w:rFonts w:ascii="Times New Roman" w:hAnsi="Times New Roman" w:cs="Times New Roman"/>
-          <w:b/>
-          <w:bCs/>
-        </w:rPr>
-        <w:t>Step 2: Initial Analysis and Auto-Analysis</w:t>
-      </w:r>
-    </w:p>
-    <w:p>
-      <w:pPr>
         <w:numPr>
           <w:ilvl w:val="0"/>
-          <w:numId w:val="10"/>
+          <w:numId w:val="16"/>
         </w:numPr>
         <w:spacing w:line="360" w:lineRule="auto"/>
         <w:jc w:val="both"/>
@@ -549,28 +430,14 @@
         <w:rPr>
           <w:rFonts w:ascii="Times New Roman" w:hAnsi="Times New Roman" w:cs="Times New Roman"/>
         </w:rPr>
-        <w:t xml:space="preserve">Open the imported binary in the </w:t>
-      </w:r>
-      <w:proofErr w:type="spellStart"/>
-      <w:r>
-        <w:rPr>
-          <w:rFonts w:ascii="Times New Roman" w:hAnsi="Times New Roman" w:cs="Times New Roman"/>
-        </w:rPr>
-        <w:t>CodeBrowser</w:t>
-      </w:r>
-      <w:proofErr w:type="spellEnd"/>
-      <w:r>
-        <w:rPr>
-          <w:rFonts w:ascii="Times New Roman" w:hAnsi="Times New Roman" w:cs="Times New Roman"/>
-        </w:rPr>
-        <w:t xml:space="preserve"> tool.</w:t>
+        <w:t>create a new non-shared project titled Ghidra_Malware_Analysis.</w:t>
       </w:r>
     </w:p>
     <w:p>
       <w:pPr>
         <w:numPr>
           <w:ilvl w:val="0"/>
-          <w:numId w:val="10"/>
+          <w:numId w:val="16"/>
         </w:numPr>
         <w:spacing w:line="360" w:lineRule="auto"/>
         <w:jc w:val="both"/>
@@ -582,55 +449,12 @@
         <w:rPr>
           <w:rFonts w:ascii="Times New Roman" w:hAnsi="Times New Roman" w:cs="Times New Roman"/>
         </w:rPr>
-        <w:t xml:space="preserve">When prompted to run </w:t>
-      </w:r>
-      <w:proofErr w:type="spellStart"/>
-      <w:r>
-        <w:rPr>
-          <w:rFonts w:ascii="Times New Roman" w:hAnsi="Times New Roman" w:cs="Times New Roman"/>
-        </w:rPr>
-        <w:t>Ghidra's</w:t>
-      </w:r>
-      <w:proofErr w:type="spellEnd"/>
-      <w:r>
-        <w:rPr>
-          <w:rFonts w:ascii="Times New Roman" w:hAnsi="Times New Roman" w:cs="Times New Roman"/>
-        </w:rPr>
-        <w:t xml:space="preserve"> automated analysis suite, accept and execute the default </w:t>
-      </w:r>
-      <w:proofErr w:type="spellStart"/>
-      <w:r>
-        <w:rPr>
-          <w:rFonts w:ascii="Times New Roman" w:hAnsi="Times New Roman" w:cs="Times New Roman"/>
-        </w:rPr>
-        <w:t>analyzers</w:t>
-      </w:r>
-      <w:proofErr w:type="spellEnd"/>
-      <w:r>
-        <w:rPr>
-          <w:rFonts w:ascii="Times New Roman" w:hAnsi="Times New Roman" w:cs="Times New Roman"/>
-        </w:rPr>
-        <w:t xml:space="preserve"> (e.g., </w:t>
-      </w:r>
-      <w:proofErr w:type="spellStart"/>
-      <w:r>
-        <w:rPr>
-          <w:rFonts w:ascii="Times New Roman" w:hAnsi="Times New Roman" w:cs="Times New Roman"/>
-        </w:rPr>
-        <w:t>Decompiler</w:t>
-      </w:r>
-      <w:proofErr w:type="spellEnd"/>
-      <w:r>
-        <w:rPr>
-          <w:rFonts w:ascii="Times New Roman" w:hAnsi="Times New Roman" w:cs="Times New Roman"/>
-        </w:rPr>
-        <w:t xml:space="preserve"> Parameter ID, Constant Reference Analyzer) to parse function boundaries, symbols, and cross-references. </w:t>
+        <w:t>Navigate to File &gt; Import File, select the target binary (/bin/ls), and proceed with the default import configuration.</w:t>
       </w:r>
     </w:p>
     <w:p>
       <w:pPr>
         <w:spacing w:line="360" w:lineRule="auto"/>
-        <w:ind w:left="360"/>
         <w:jc w:val="center"/>
         <w:rPr>
           <w:rFonts w:ascii="Times New Roman" w:hAnsi="Times New Roman" w:cs="Times New Roman"/>
@@ -642,69 +466,56 @@
           <w:i/>
           <w:iCs/>
         </w:rPr>
-        <w:t xml:space="preserve">Figure 1: </w:t>
-      </w:r>
-      <w:proofErr w:type="spellStart"/>
+        <w:drawing>
+          <wp:inline distT="0" distB="0" distL="0" distR="0" wp14:anchorId="6F83B873" wp14:editId="58FABA0D">
+            <wp:extent cx="5731510" cy="4289425"/>
+            <wp:effectExtent l="0" t="0" r="2540" b="0"/>
+            <wp:docPr id="1260646410" name="Picture 1"/>
+            <wp:cNvGraphicFramePr>
+              <a:graphicFrameLocks xmlns:a="http://schemas.openxmlformats.org/drawingml/2006/main" noChangeAspect="1"/>
+            </wp:cNvGraphicFramePr>
+            <a:graphic xmlns:a="http://schemas.openxmlformats.org/drawingml/2006/main">
+              <a:graphicData uri="http://schemas.openxmlformats.org/drawingml/2006/picture">
+                <pic:pic xmlns:pic="http://schemas.openxmlformats.org/drawingml/2006/picture">
+                  <pic:nvPicPr>
+                    <pic:cNvPr id="1260646410" name=""/>
+                    <pic:cNvPicPr/>
+                  </pic:nvPicPr>
+                  <pic:blipFill>
+                    <a:blip r:embed="rId6"/>
+                    <a:stretch>
+                      <a:fillRect/>
+                    </a:stretch>
+                  </pic:blipFill>
+                  <pic:spPr>
+                    <a:xfrm>
+                      <a:off x="0" y="0"/>
+                      <a:ext cx="5731510" cy="4289425"/>
+                    </a:xfrm>
+                    <a:prstGeom prst="rect">
+                      <a:avLst/>
+                    </a:prstGeom>
+                  </pic:spPr>
+                </pic:pic>
+              </a:graphicData>
+            </a:graphic>
+          </wp:inline>
+        </w:drawing>
+      </w:r>
       <w:r>
         <w:rPr>
           <w:rFonts w:ascii="Times New Roman" w:hAnsi="Times New Roman" w:cs="Times New Roman"/>
           <w:i/>
           <w:iCs/>
         </w:rPr>
-        <w:t>Ghidra</w:t>
-      </w:r>
-      <w:proofErr w:type="spellEnd"/>
-      <w:r>
-        <w:rPr>
-          <w:rFonts w:ascii="Times New Roman" w:hAnsi="Times New Roman" w:cs="Times New Roman"/>
-          <w:i/>
-          <w:iCs/>
-        </w:rPr>
-        <w:t xml:space="preserve"> </w:t>
-      </w:r>
-      <w:proofErr w:type="spellStart"/>
-      <w:r>
-        <w:rPr>
-          <w:rFonts w:ascii="Times New Roman" w:hAnsi="Times New Roman" w:cs="Times New Roman"/>
-          <w:i/>
-          <w:iCs/>
-        </w:rPr>
-        <w:t>CodeBrowser</w:t>
-      </w:r>
-      <w:proofErr w:type="spellEnd"/>
-      <w:r>
-        <w:rPr>
-          <w:rFonts w:ascii="Times New Roman" w:hAnsi="Times New Roman" w:cs="Times New Roman"/>
-          <w:i/>
-          <w:iCs/>
-        </w:rPr>
-        <w:t xml:space="preserve"> interface displaying the imported binary and initial auto-analysis options</w:t>
+        <w:t>Figure 1: Initial Ghidra Project Window showing the newly imported binary</w:t>
       </w:r>
     </w:p>
     <w:p>
       <w:pPr>
-        <w:spacing w:line="360" w:lineRule="auto"/>
-        <w:jc w:val="both"/>
-        <w:rPr>
-          <w:rFonts w:ascii="Times New Roman" w:hAnsi="Times New Roman" w:cs="Times New Roman"/>
-          <w:b/>
-          <w:bCs/>
-        </w:rPr>
-      </w:pPr>
-      <w:r>
-        <w:rPr>
-          <w:rFonts w:ascii="Times New Roman" w:hAnsi="Times New Roman" w:cs="Times New Roman"/>
-          <w:b/>
-          <w:bCs/>
-        </w:rPr>
-        <w:t>Step 3: String and Import Analysis</w:t>
-      </w:r>
-    </w:p>
-    <w:p>
-      <w:pPr>
         <w:numPr>
           <w:ilvl w:val="0"/>
-          <w:numId w:val="11"/>
+          <w:numId w:val="17"/>
         </w:numPr>
         <w:spacing w:line="360" w:lineRule="auto"/>
         <w:jc w:val="both"/>
@@ -716,14 +527,91 @@
         <w:rPr>
           <w:rFonts w:ascii="Times New Roman" w:hAnsi="Times New Roman" w:cs="Times New Roman"/>
         </w:rPr>
-        <w:t>Navigate to the defined strings window (Window &gt; Defined Strings) to locate hardcoded ASCII or Unicode strings that may reveal error messages, command strings, or command-and-control (C2) URLs.</w:t>
+        <w:t>Double-click the imported file to open it in the CodeBrowser tool and execute the initial Auto-Analyze function when prompted.</w:t>
       </w:r>
     </w:p>
     <w:p>
       <w:pPr>
+        <w:spacing w:line="360" w:lineRule="auto"/>
+        <w:jc w:val="center"/>
+        <w:rPr>
+          <w:rFonts w:ascii="Times New Roman" w:hAnsi="Times New Roman" w:cs="Times New Roman"/>
+        </w:rPr>
+      </w:pPr>
+      <w:r>
+        <w:rPr>
+          <w:rFonts w:ascii="Times New Roman" w:hAnsi="Times New Roman" w:cs="Times New Roman"/>
+        </w:rPr>
+        <w:lastRenderedPageBreak/>
+        <w:drawing>
+          <wp:inline distT="0" distB="0" distL="0" distR="0" wp14:anchorId="282F99FE" wp14:editId="22201C94">
+            <wp:extent cx="5731510" cy="3345815"/>
+            <wp:effectExtent l="0" t="0" r="2540" b="6985"/>
+            <wp:docPr id="1063380979" name="Picture 1"/>
+            <wp:cNvGraphicFramePr>
+              <a:graphicFrameLocks xmlns:a="http://schemas.openxmlformats.org/drawingml/2006/main" noChangeAspect="1"/>
+            </wp:cNvGraphicFramePr>
+            <a:graphic xmlns:a="http://schemas.openxmlformats.org/drawingml/2006/main">
+              <a:graphicData uri="http://schemas.openxmlformats.org/drawingml/2006/picture">
+                <pic:pic xmlns:pic="http://schemas.openxmlformats.org/drawingml/2006/picture">
+                  <pic:nvPicPr>
+                    <pic:cNvPr id="1384326804" name=""/>
+                    <pic:cNvPicPr/>
+                  </pic:nvPicPr>
+                  <pic:blipFill>
+                    <a:blip r:embed="rId7"/>
+                    <a:stretch>
+                      <a:fillRect/>
+                    </a:stretch>
+                  </pic:blipFill>
+                  <pic:spPr>
+                    <a:xfrm>
+                      <a:off x="0" y="0"/>
+                      <a:ext cx="5731510" cy="3345815"/>
+                    </a:xfrm>
+                    <a:prstGeom prst="rect">
+                      <a:avLst/>
+                    </a:prstGeom>
+                  </pic:spPr>
+                </pic:pic>
+              </a:graphicData>
+            </a:graphic>
+          </wp:inline>
+        </w:drawing>
+      </w:r>
+      <w:r>
+        <w:rPr>
+          <w:rFonts w:ascii="Times New Roman" w:hAnsi="Times New Roman" w:cs="Times New Roman"/>
+          <w:i/>
+          <w:iCs/>
+        </w:rPr>
+        <w:t>Figure 2: Ghidra CodeBrowser interface displaying the disassembly after Auto-Analysis</w:t>
+      </w:r>
+    </w:p>
+    <w:p>
+      <w:pPr>
+        <w:spacing w:line="360" w:lineRule="auto"/>
+        <w:jc w:val="both"/>
+        <w:rPr>
+          <w:rFonts w:ascii="Times New Roman" w:hAnsi="Times New Roman" w:cs="Times New Roman"/>
+          <w:b/>
+          <w:bCs/>
+        </w:rPr>
+      </w:pPr>
+      <w:r>
+        <w:rPr>
+          <w:rFonts w:ascii="Times New Roman" w:hAnsi="Times New Roman" w:cs="Times New Roman"/>
+          <w:b/>
+          <w:bCs/>
+        </w:rPr>
+        <w:t>Step 2: String Extraction and Import Analysis</w:t>
+      </w:r>
+    </w:p>
+    <w:p>
+      <w:pPr>
         <w:numPr>
           <w:ilvl w:val="0"/>
-          <w:numId w:val="11"/>
+          <w:numId w:val="18"/>
         </w:numPr>
         <w:spacing w:line="360" w:lineRule="auto"/>
         <w:jc w:val="both"/>
@@ -735,121 +623,14 @@
         <w:rPr>
           <w:rFonts w:ascii="Times New Roman" w:hAnsi="Times New Roman" w:cs="Times New Roman"/>
         </w:rPr>
-        <w:t xml:space="preserve">Review the symbol tree (Imports) to examine imported Windows or system APIs (e.g., </w:t>
-      </w:r>
-      <w:proofErr w:type="spellStart"/>
-      <w:r>
-        <w:rPr>
-          <w:rFonts w:ascii="Times New Roman" w:hAnsi="Times New Roman" w:cs="Times New Roman"/>
-        </w:rPr>
-        <w:t>CreateFile</w:t>
-      </w:r>
-      <w:proofErr w:type="spellEnd"/>
-      <w:r>
-        <w:rPr>
-          <w:rFonts w:ascii="Times New Roman" w:hAnsi="Times New Roman" w:cs="Times New Roman"/>
-        </w:rPr>
-        <w:t xml:space="preserve">, </w:t>
-      </w:r>
-      <w:proofErr w:type="spellStart"/>
-      <w:r>
-        <w:rPr>
-          <w:rFonts w:ascii="Times New Roman" w:hAnsi="Times New Roman" w:cs="Times New Roman"/>
-        </w:rPr>
-        <w:t>RegOpenKey</w:t>
-      </w:r>
-      <w:proofErr w:type="spellEnd"/>
-      <w:r>
-        <w:rPr>
-          <w:rFonts w:ascii="Times New Roman" w:hAnsi="Times New Roman" w:cs="Times New Roman"/>
-        </w:rPr>
-        <w:t xml:space="preserve">, </w:t>
-      </w:r>
-      <w:proofErr w:type="spellStart"/>
-      <w:r>
-        <w:rPr>
-          <w:rFonts w:ascii="Times New Roman" w:hAnsi="Times New Roman" w:cs="Times New Roman"/>
-        </w:rPr>
-        <w:t>WSAStartup</w:t>
-      </w:r>
-      <w:proofErr w:type="spellEnd"/>
-      <w:r>
-        <w:rPr>
-          <w:rFonts w:ascii="Times New Roman" w:hAnsi="Times New Roman" w:cs="Times New Roman"/>
-        </w:rPr>
-        <w:t xml:space="preserve">) which hint at the binary's runtime capabilities. </w:t>
+        <w:t>Navigate to Window &gt; Defined Strings to extract hardcoded ASCII and Unicode strings from the binary.</w:t>
       </w:r>
     </w:p>
     <w:p>
       <w:pPr>
-        <w:spacing w:line="360" w:lineRule="auto"/>
-        <w:ind w:left="720"/>
-        <w:jc w:val="center"/>
-        <w:rPr>
-          <w:rFonts w:ascii="Times New Roman" w:hAnsi="Times New Roman" w:cs="Times New Roman"/>
-        </w:rPr>
-      </w:pPr>
-      <w:r>
-        <w:rPr>
-          <w:rFonts w:ascii="Times New Roman" w:hAnsi="Times New Roman" w:cs="Times New Roman"/>
-          <w:i/>
-          <w:iCs/>
-        </w:rPr>
-        <w:t xml:space="preserve">Figure 2: Inspecting imported API symbols and hardcoded strings for </w:t>
-      </w:r>
-      <w:proofErr w:type="spellStart"/>
-      <w:r>
-        <w:rPr>
-          <w:rFonts w:ascii="Times New Roman" w:hAnsi="Times New Roman" w:cs="Times New Roman"/>
-          <w:i/>
-          <w:iCs/>
-        </w:rPr>
-        <w:t>behavioral</w:t>
-      </w:r>
-      <w:proofErr w:type="spellEnd"/>
-      <w:r>
-        <w:rPr>
-          <w:rFonts w:ascii="Times New Roman" w:hAnsi="Times New Roman" w:cs="Times New Roman"/>
-          <w:i/>
-          <w:iCs/>
-        </w:rPr>
-        <w:t xml:space="preserve"> indicators</w:t>
-      </w:r>
-    </w:p>
-    <w:p>
-      <w:pPr>
-        <w:spacing w:line="360" w:lineRule="auto"/>
-        <w:jc w:val="both"/>
-        <w:rPr>
-          <w:rFonts w:ascii="Times New Roman" w:hAnsi="Times New Roman" w:cs="Times New Roman"/>
-          <w:b/>
-          <w:bCs/>
-        </w:rPr>
-      </w:pPr>
-      <w:r>
-        <w:rPr>
-          <w:rFonts w:ascii="Times New Roman" w:hAnsi="Times New Roman" w:cs="Times New Roman"/>
-          <w:b/>
-          <w:bCs/>
-        </w:rPr>
-        <w:t xml:space="preserve">Step 4: Function Analysis and </w:t>
-      </w:r>
-      <w:proofErr w:type="spellStart"/>
-      <w:r>
-        <w:rPr>
-          <w:rFonts w:ascii="Times New Roman" w:hAnsi="Times New Roman" w:cs="Times New Roman"/>
-          <w:b/>
-          <w:bCs/>
-        </w:rPr>
-        <w:t>Decompilation</w:t>
-      </w:r>
-      <w:proofErr w:type="spellEnd"/>
-    </w:p>
-    <w:p>
-      <w:pPr>
         <w:numPr>
           <w:ilvl w:val="0"/>
-          <w:numId w:val="12"/>
+          <w:numId w:val="18"/>
         </w:numPr>
         <w:spacing w:line="360" w:lineRule="auto"/>
         <w:jc w:val="both"/>
@@ -861,14 +642,93 @@
         <w:rPr>
           <w:rFonts w:ascii="Times New Roman" w:hAnsi="Times New Roman" w:cs="Times New Roman"/>
         </w:rPr>
-        <w:t>Locate the entry point (entry) or main function within the symbol tree.</w:t>
+        <w:t>In the Symbol Tree pane on the left, expand the Imports directory to identify the external shared libraries the binary relies on (e.g., libc.so.6).</w:t>
       </w:r>
     </w:p>
     <w:p>
       <w:pPr>
+        <w:spacing w:line="360" w:lineRule="auto"/>
+        <w:jc w:val="center"/>
+        <w:rPr>
+          <w:rFonts w:ascii="Times New Roman" w:hAnsi="Times New Roman" w:cs="Times New Roman"/>
+        </w:rPr>
+      </w:pPr>
+      <w:r>
+        <w:rPr>
+          <w:rFonts w:ascii="Times New Roman" w:hAnsi="Times New Roman" w:cs="Times New Roman"/>
+          <w:i/>
+          <w:iCs/>
+        </w:rPr>
+        <w:drawing>
+          <wp:inline distT="0" distB="0" distL="0" distR="0" wp14:anchorId="1FB3E555" wp14:editId="37B19E5A">
+            <wp:extent cx="5731510" cy="2947035"/>
+            <wp:effectExtent l="0" t="0" r="2540" b="5715"/>
+            <wp:docPr id="886696173" name="Picture 1"/>
+            <wp:cNvGraphicFramePr>
+              <a:graphicFrameLocks xmlns:a="http://schemas.openxmlformats.org/drawingml/2006/main" noChangeAspect="1"/>
+            </wp:cNvGraphicFramePr>
+            <a:graphic xmlns:a="http://schemas.openxmlformats.org/drawingml/2006/main">
+              <a:graphicData uri="http://schemas.openxmlformats.org/drawingml/2006/picture">
+                <pic:pic xmlns:pic="http://schemas.openxmlformats.org/drawingml/2006/picture">
+                  <pic:nvPicPr>
+                    <pic:cNvPr id="1880627858" name=""/>
+                    <pic:cNvPicPr/>
+                  </pic:nvPicPr>
+                  <pic:blipFill>
+                    <a:blip r:embed="rId8"/>
+                    <a:stretch>
+                      <a:fillRect/>
+                    </a:stretch>
+                  </pic:blipFill>
+                  <pic:spPr>
+                    <a:xfrm>
+                      <a:off x="0" y="0"/>
+                      <a:ext cx="5731510" cy="2947035"/>
+                    </a:xfrm>
+                    <a:prstGeom prst="rect">
+                      <a:avLst/>
+                    </a:prstGeom>
+                  </pic:spPr>
+                </pic:pic>
+              </a:graphicData>
+            </a:graphic>
+          </wp:inline>
+        </w:drawing>
+      </w:r>
+      <w:r>
+        <w:rPr>
+          <w:rFonts w:ascii="Times New Roman" w:hAnsi="Times New Roman" w:cs="Times New Roman"/>
+          <w:i/>
+          <w:iCs/>
+        </w:rPr>
+        <w:t>Figure 3: Extraction of Defined Strings and identification of system Imports</w:t>
+      </w:r>
+    </w:p>
+    <w:p>
+      <w:pPr>
+        <w:spacing w:line="360" w:lineRule="auto"/>
+        <w:jc w:val="both"/>
+        <w:rPr>
+          <w:rFonts w:ascii="Times New Roman" w:hAnsi="Times New Roman" w:cs="Times New Roman"/>
+          <w:b/>
+          <w:bCs/>
+        </w:rPr>
+      </w:pPr>
+      <w:r>
+        <w:rPr>
+          <w:rFonts w:ascii="Times New Roman" w:hAnsi="Times New Roman" w:cs="Times New Roman"/>
+          <w:b/>
+          <w:bCs/>
+        </w:rPr>
+        <w:lastRenderedPageBreak/>
+        <w:t>Step 3: Function Decompilation</w:t>
+      </w:r>
+    </w:p>
+    <w:p>
+      <w:pPr>
         <w:numPr>
           <w:ilvl w:val="0"/>
-          <w:numId w:val="12"/>
+          <w:numId w:val="19"/>
         </w:numPr>
         <w:spacing w:line="360" w:lineRule="auto"/>
         <w:jc w:val="both"/>
@@ -880,83 +740,14 @@
         <w:rPr>
           <w:rFonts w:ascii="Times New Roman" w:hAnsi="Times New Roman" w:cs="Times New Roman"/>
         </w:rPr>
-        <w:t xml:space="preserve">Select target functions and examine the listing view (assembly instructions) alongside the </w:t>
-      </w:r>
-      <w:proofErr w:type="spellStart"/>
-      <w:r>
-        <w:rPr>
-          <w:rFonts w:ascii="Times New Roman" w:hAnsi="Times New Roman" w:cs="Times New Roman"/>
-        </w:rPr>
-        <w:t>decompiler</w:t>
-      </w:r>
-      <w:proofErr w:type="spellEnd"/>
-      <w:r>
-        <w:rPr>
-          <w:rFonts w:ascii="Times New Roman" w:hAnsi="Times New Roman" w:cs="Times New Roman"/>
-        </w:rPr>
-        <w:t xml:space="preserve"> view (C-like pseudo-code) to interpret high-level logical blocks, loops, and conditional statements. </w:t>
+        <w:t>In the Symbol Tree pane, expand the Functions directory.</w:t>
       </w:r>
     </w:p>
     <w:p>
       <w:pPr>
-        <w:spacing w:line="360" w:lineRule="auto"/>
-        <w:ind w:left="360"/>
-        <w:jc w:val="center"/>
-        <w:rPr>
-          <w:rFonts w:ascii="Times New Roman" w:hAnsi="Times New Roman" w:cs="Times New Roman"/>
-        </w:rPr>
-      </w:pPr>
-      <w:r>
-        <w:rPr>
-          <w:rFonts w:ascii="Times New Roman" w:hAnsi="Times New Roman" w:cs="Times New Roman"/>
-          <w:i/>
-          <w:iCs/>
-        </w:rPr>
-        <w:t>Figure 5: Side-by-side comparison of assembly listing and C decompiled output</w:t>
-      </w:r>
-    </w:p>
-    <w:p>
-      <w:pPr>
-        <w:spacing w:line="360" w:lineRule="auto"/>
-        <w:jc w:val="both"/>
-        <w:rPr>
-          <w:rFonts w:ascii="Times New Roman" w:hAnsi="Times New Roman" w:cs="Times New Roman"/>
-          <w:b/>
-          <w:bCs/>
-        </w:rPr>
-      </w:pPr>
-      <w:r>
-        <w:rPr>
-          <w:rFonts w:ascii="Times New Roman" w:hAnsi="Times New Roman" w:cs="Times New Roman"/>
-          <w:b/>
-          <w:bCs/>
-        </w:rPr>
-        <w:t>Step 5: Cross-Reference (</w:t>
-      </w:r>
-      <w:proofErr w:type="spellStart"/>
-      <w:r>
-        <w:rPr>
-          <w:rFonts w:ascii="Times New Roman" w:hAnsi="Times New Roman" w:cs="Times New Roman"/>
-          <w:b/>
-          <w:bCs/>
-        </w:rPr>
-        <w:t>Xref</w:t>
-      </w:r>
-      <w:proofErr w:type="spellEnd"/>
-      <w:r>
-        <w:rPr>
-          <w:rFonts w:ascii="Times New Roman" w:hAnsi="Times New Roman" w:cs="Times New Roman"/>
-          <w:b/>
-          <w:bCs/>
-        </w:rPr>
-        <w:t>) and Control Flow Analysis</w:t>
-      </w:r>
-    </w:p>
-    <w:p>
-      <w:pPr>
         <w:numPr>
           <w:ilvl w:val="0"/>
-          <w:numId w:val="13"/>
+          <w:numId w:val="19"/>
         </w:numPr>
         <w:spacing w:line="360" w:lineRule="auto"/>
         <w:jc w:val="both"/>
@@ -968,14 +759,14 @@
         <w:rPr>
           <w:rFonts w:ascii="Times New Roman" w:hAnsi="Times New Roman" w:cs="Times New Roman"/>
         </w:rPr>
-        <w:t>Utilize cross-reference tracking (Ctrl + Shift + F) on suspicious API calls or data variables to determine where and how they are invoked within the code.</w:t>
+        <w:t>Locate and select the entry function.</w:t>
       </w:r>
     </w:p>
     <w:p>
       <w:pPr>
         <w:numPr>
           <w:ilvl w:val="0"/>
-          <w:numId w:val="13"/>
+          <w:numId w:val="19"/>
         </w:numPr>
         <w:spacing w:line="360" w:lineRule="auto"/>
         <w:jc w:val="both"/>
@@ -987,14 +778,67 @@
         <w:rPr>
           <w:rFonts w:ascii="Times New Roman" w:hAnsi="Times New Roman" w:cs="Times New Roman"/>
         </w:rPr>
-        <w:lastRenderedPageBreak/>
-        <w:t xml:space="preserve">Review the Function Graph (Window &gt; Function Graph) to visualize control flow paths, branching decisions, and potential obfuscation loops. </w:t>
+        <w:t>Observe the raw Assembly instructions in the center Listing window, and analyze the translated C-like pseudocode in the right-hand Decompile window.</w:t>
       </w:r>
     </w:p>
     <w:p>
       <w:pPr>
         <w:spacing w:line="360" w:lineRule="auto"/>
-        <w:ind w:left="360"/>
+        <w:jc w:val="center"/>
+        <w:rPr>
+          <w:rFonts w:ascii="Times New Roman" w:hAnsi="Times New Roman" w:cs="Times New Roman"/>
+        </w:rPr>
+      </w:pPr>
+      <w:r>
+        <w:rPr>
+          <w:rFonts w:ascii="Times New Roman" w:hAnsi="Times New Roman" w:cs="Times New Roman"/>
+        </w:rPr>
+        <w:drawing>
+          <wp:inline distT="0" distB="0" distL="0" distR="0" wp14:anchorId="1A282979" wp14:editId="34BE084D">
+            <wp:extent cx="5731510" cy="3064934"/>
+            <wp:effectExtent l="0" t="0" r="2540" b="2540"/>
+            <wp:docPr id="953636974" name="Picture 1"/>
+            <wp:cNvGraphicFramePr>
+              <a:graphicFrameLocks xmlns:a="http://schemas.openxmlformats.org/drawingml/2006/main" noChangeAspect="1"/>
+            </wp:cNvGraphicFramePr>
+            <a:graphic xmlns:a="http://schemas.openxmlformats.org/drawingml/2006/main">
+              <a:graphicData uri="http://schemas.openxmlformats.org/drawingml/2006/picture">
+                <pic:pic xmlns:pic="http://schemas.openxmlformats.org/drawingml/2006/picture">
+                  <pic:nvPicPr>
+                    <pic:cNvPr id="2058574291" name=""/>
+                    <pic:cNvPicPr/>
+                  </pic:nvPicPr>
+                  <pic:blipFill>
+                    <a:blip r:embed="rId9" cstate="print">
+                      <a:extLst>
+                        <a:ext uri="{28A0092B-C50C-407E-A947-70E740481C1C}">
+                          <a14:useLocalDpi xmlns:a14="http://schemas.microsoft.com/office/drawing/2010/main" val="0"/>
+                        </a:ext>
+                      </a:extLst>
+                    </a:blip>
+                    <a:stretch>
+                      <a:fillRect/>
+                    </a:stretch>
+                  </pic:blipFill>
+                  <pic:spPr>
+                    <a:xfrm>
+                      <a:off x="0" y="0"/>
+                      <a:ext cx="5746353" cy="3072871"/>
+                    </a:xfrm>
+                    <a:prstGeom prst="rect">
+                      <a:avLst/>
+                    </a:prstGeom>
+                  </pic:spPr>
+                </pic:pic>
+              </a:graphicData>
+            </a:graphic>
+          </wp:inline>
+        </w:drawing>
+      </w:r>
+    </w:p>
+    <w:p>
+      <w:pPr>
+        <w:spacing w:line="360" w:lineRule="auto"/>
         <w:jc w:val="center"/>
         <w:rPr>
           <w:rFonts w:ascii="Times New Roman" w:hAnsi="Times New Roman" w:cs="Times New Roman"/>
@@ -1006,25 +850,7 @@
           <w:i/>
           <w:iCs/>
         </w:rPr>
-        <w:t xml:space="preserve">Figure 6: Visualizing block structures and conditional branching via </w:t>
-      </w:r>
-      <w:proofErr w:type="spellStart"/>
-      <w:r>
-        <w:rPr>
-          <w:rFonts w:ascii="Times New Roman" w:hAnsi="Times New Roman" w:cs="Times New Roman"/>
-          <w:i/>
-          <w:iCs/>
-        </w:rPr>
-        <w:t>Ghidra's</w:t>
-      </w:r>
-      <w:proofErr w:type="spellEnd"/>
-      <w:r>
-        <w:rPr>
-          <w:rFonts w:ascii="Times New Roman" w:hAnsi="Times New Roman" w:cs="Times New Roman"/>
-          <w:i/>
-          <w:iCs/>
-        </w:rPr>
-        <w:t xml:space="preserve"> Function Graph</w:t>
+        <w:t>Figure 4: Decompiled C-like pseudocode of the entry function</w:t>
       </w:r>
     </w:p>
     <w:p>
@@ -1043,14 +869,14 @@
           <w:b/>
           <w:bCs/>
         </w:rPr>
-        <w:t>Step 6: Script Automation and Reporting</w:t>
+        <w:t>Step 4: Execution Flow Visualization (Main Function)</w:t>
       </w:r>
     </w:p>
     <w:p>
       <w:pPr>
         <w:numPr>
           <w:ilvl w:val="0"/>
-          <w:numId w:val="14"/>
+          <w:numId w:val="20"/>
         </w:numPr>
         <w:spacing w:line="360" w:lineRule="auto"/>
         <w:jc w:val="both"/>
@@ -1062,28 +888,14 @@
         <w:rPr>
           <w:rFonts w:ascii="Times New Roman" w:hAnsi="Times New Roman" w:cs="Times New Roman"/>
         </w:rPr>
-        <w:t xml:space="preserve">Execute custom Python or automation scripts (via the </w:t>
-      </w:r>
-      <w:proofErr w:type="spellStart"/>
-      <w:r>
-        <w:rPr>
-          <w:rFonts w:ascii="Times New Roman" w:hAnsi="Times New Roman" w:cs="Times New Roman"/>
-        </w:rPr>
-        <w:t>Ghidra</w:t>
-      </w:r>
-      <w:proofErr w:type="spellEnd"/>
-      <w:r>
-        <w:rPr>
-          <w:rFonts w:ascii="Times New Roman" w:hAnsi="Times New Roman" w:cs="Times New Roman"/>
-        </w:rPr>
-        <w:t xml:space="preserve"> Script Manager) to extract strings, label specific API patterns, or automate repetitive administrative tasks.</w:t>
+        <w:t>Due to the binary being stripped, the original main function name was removed. In the Decompiler window for the entry function, identify the first parameter passed to __libc_start_main (e.g., FUN_00104c00).</w:t>
       </w:r>
     </w:p>
     <w:p>
       <w:pPr>
         <w:numPr>
           <w:ilvl w:val="0"/>
-          <w:numId w:val="14"/>
+          <w:numId w:val="20"/>
         </w:numPr>
         <w:spacing w:line="360" w:lineRule="auto"/>
         <w:jc w:val="both"/>
@@ -1093,49 +905,25 @@
       </w:pPr>
       <w:r>
         <w:rPr>
-          <w:rFonts w:ascii="Times New Roman" w:hAnsi="Times New Roman" w:cs="Times New Roman"/>
-        </w:rPr>
-        <w:t xml:space="preserve">Document findings into an analysis report covering structural summaries, identified functions, and </w:t>
-      </w:r>
-      <w:proofErr w:type="spellStart"/>
-      <w:r>
-        <w:rPr>
-          <w:rFonts w:ascii="Times New Roman" w:hAnsi="Times New Roman" w:cs="Times New Roman"/>
-        </w:rPr>
-        <w:t>behavioral</w:t>
-      </w:r>
-      <w:proofErr w:type="spellEnd"/>
-      <w:r>
-        <w:rPr>
-          <w:rFonts w:ascii="Times New Roman" w:hAnsi="Times New Roman" w:cs="Times New Roman"/>
-        </w:rPr>
-        <w:t xml:space="preserve"> indicators.</w:t>
+          <w:rFonts w:ascii="Times New Roman" w:eastAsia="Times New Roman" w:hAnsi="Times New Roman" w:cs="Times New Roman"/>
+          <w:kern w:val="0"/>
+          <w:lang w:eastAsia="en-IN"/>
+          <w14:ligatures w14:val="none"/>
+        </w:rPr>
+        <w:t>Double-click FUN_00104c00 to navigate to the actual main execution logic of the program</w:t>
+      </w:r>
+      <w:r>
+        <w:rPr>
+          <w:rFonts w:ascii="Times New Roman" w:hAnsi="Times New Roman" w:cs="Times New Roman"/>
+        </w:rPr>
+        <w:t>.</w:t>
       </w:r>
     </w:p>
     <w:p>
       <w:pPr>
-        <w:spacing w:line="360" w:lineRule="auto"/>
-        <w:jc w:val="both"/>
-        <w:rPr>
-          <w:rFonts w:ascii="Times New Roman" w:hAnsi="Times New Roman" w:cs="Times New Roman"/>
-          <w:b/>
-          <w:bCs/>
-        </w:rPr>
-      </w:pPr>
-      <w:r>
-        <w:rPr>
-          <w:rFonts w:ascii="Times New Roman" w:hAnsi="Times New Roman" w:cs="Times New Roman"/>
-          <w:b/>
-          <w:bCs/>
-        </w:rPr>
-        <w:t>5. OBSERVATIONS / FORENSIC FINDINGS</w:t>
-      </w:r>
-    </w:p>
-    <w:p>
-      <w:pPr>
         <w:numPr>
           <w:ilvl w:val="0"/>
-          <w:numId w:val="15"/>
+          <w:numId w:val="20"/>
         </w:numPr>
         <w:spacing w:line="360" w:lineRule="auto"/>
         <w:jc w:val="both"/>
@@ -1145,51 +933,161 @@
       </w:pPr>
       <w:r>
         <w:rPr>
-          <w:rFonts w:ascii="Times New Roman" w:hAnsi="Times New Roman" w:cs="Times New Roman"/>
+          <w:rFonts w:ascii="Times New Roman" w:eastAsia="Times New Roman" w:hAnsi="Times New Roman" w:cs="Times New Roman"/>
+          <w:kern w:val="0"/>
+          <w:lang w:eastAsia="en-IN"/>
+          <w14:ligatures w14:val="none"/>
+        </w:rPr>
+        <w:t xml:space="preserve">With FUN_00104c00 selected, navigate to </w:t>
+      </w:r>
+      <w:r>
+        <w:rPr>
+          <w:rFonts w:ascii="Times New Roman" w:eastAsia="Times New Roman" w:hAnsi="Times New Roman" w:cs="Times New Roman"/>
           <w:b/>
           <w:bCs/>
-        </w:rPr>
-        <w:t>Symbol &amp; Import Mapping</w:t>
-      </w:r>
-      <w:r>
-        <w:rPr>
-          <w:rFonts w:ascii="Times New Roman" w:hAnsi="Times New Roman" w:cs="Times New Roman"/>
-        </w:rPr>
-        <w:t>: The import table analysis successfully isolated critical system hooks, revealing system interaction routines.</w:t>
+          <w:kern w:val="0"/>
+          <w:lang w:eastAsia="en-IN"/>
+          <w14:ligatures w14:val="none"/>
+        </w:rPr>
+        <w:t>Window &gt; Function Graph</w:t>
+      </w:r>
+      <w:r>
+        <w:rPr>
+          <w:rFonts w:ascii="Times New Roman" w:eastAsia="Times New Roman" w:hAnsi="Times New Roman" w:cs="Times New Roman"/>
+          <w:kern w:val="0"/>
+          <w:lang w:eastAsia="en-IN"/>
+          <w14:ligatures w14:val="none"/>
+        </w:rPr>
+        <w:t>.</w:t>
       </w:r>
     </w:p>
     <w:p>
       <w:pPr>
+        <w:pStyle w:val="NormalWeb"/>
         <w:numPr>
           <w:ilvl w:val="0"/>
-          <w:numId w:val="15"/>
+          <w:numId w:val="20"/>
         </w:numPr>
         <w:spacing w:line="360" w:lineRule="auto"/>
         <w:jc w:val="both"/>
         <w:rPr>
-          <w:rFonts w:ascii="Times New Roman" w:hAnsi="Times New Roman" w:cs="Times New Roman"/>
-        </w:rPr>
-      </w:pPr>
-      <w:r>
+          <w:rFonts w:eastAsiaTheme="minorHAnsi"/>
+          <w:kern w:val="2"/>
+          <w:lang w:eastAsia="en-US"/>
+          <w14:ligatures w14:val="standardContextual"/>
+        </w:rPr>
+      </w:pPr>
+      <w:r>
+        <w:t>Analyze the visual block diagram that illustrates the complex logical execution paths, decision branches (green and red arrows), and loops within the core code.</w:t>
+      </w:r>
+    </w:p>
+    <w:p>
+      <w:pPr>
+        <w:spacing w:line="360" w:lineRule="auto"/>
+        <w:jc w:val="both"/>
         <w:rPr>
           <w:rFonts w:ascii="Times New Roman" w:hAnsi="Times New Roman" w:cs="Times New Roman"/>
           <w:b/>
           <w:bCs/>
         </w:rPr>
-        <w:t>String Artifacts:</w:t>
-      </w:r>
-      <w:r>
-        <w:rPr>
-          <w:rFonts w:ascii="Times New Roman" w:hAnsi="Times New Roman" w:cs="Times New Roman"/>
-        </w:rPr>
-        <w:t xml:space="preserve"> Hardcoded string extraction exposed internal path references and potential configuration variables.</w:t>
+      </w:pPr>
+      <w:r>
+        <w:rPr>
+          <w:rFonts w:ascii="Times New Roman" w:hAnsi="Times New Roman" w:cs="Times New Roman"/>
+          <w:b/>
+          <w:bCs/>
+        </w:rPr>
+        <w:lastRenderedPageBreak/>
+        <w:drawing>
+          <wp:inline distT="0" distB="0" distL="0" distR="0" wp14:anchorId="667BD34F" wp14:editId="7D11B0B8">
+            <wp:extent cx="5731510" cy="4741333"/>
+            <wp:effectExtent l="0" t="0" r="2540" b="2540"/>
+            <wp:docPr id="1977109126" name="Picture 1"/>
+            <wp:cNvGraphicFramePr>
+              <a:graphicFrameLocks xmlns:a="http://schemas.openxmlformats.org/drawingml/2006/main" noChangeAspect="1"/>
+            </wp:cNvGraphicFramePr>
+            <a:graphic xmlns:a="http://schemas.openxmlformats.org/drawingml/2006/main">
+              <a:graphicData uri="http://schemas.openxmlformats.org/drawingml/2006/picture">
+                <pic:pic xmlns:pic="http://schemas.openxmlformats.org/drawingml/2006/picture">
+                  <pic:nvPicPr>
+                    <pic:cNvPr id="1977109126" name=""/>
+                    <pic:cNvPicPr/>
+                  </pic:nvPicPr>
+                  <pic:blipFill>
+                    <a:blip r:embed="rId10"/>
+                    <a:stretch>
+                      <a:fillRect/>
+                    </a:stretch>
+                  </pic:blipFill>
+                  <pic:spPr>
+                    <a:xfrm>
+                      <a:off x="0" y="0"/>
+                      <a:ext cx="5741936" cy="4749958"/>
+                    </a:xfrm>
+                    <a:prstGeom prst="rect">
+                      <a:avLst/>
+                    </a:prstGeom>
+                  </pic:spPr>
+                </pic:pic>
+              </a:graphicData>
+            </a:graphic>
+          </wp:inline>
+        </w:drawing>
       </w:r>
     </w:p>
     <w:p>
       <w:pPr>
+        <w:spacing w:line="360" w:lineRule="auto"/>
+        <w:jc w:val="center"/>
+        <w:rPr>
+          <w:rFonts w:ascii="Times New Roman" w:hAnsi="Times New Roman" w:cs="Times New Roman"/>
+          <w:i/>
+          <w:iCs/>
+        </w:rPr>
+      </w:pPr>
+      <w:r>
+        <w:rPr>
+          <w:rFonts w:ascii="Times New Roman" w:hAnsi="Times New Roman" w:cs="Times New Roman"/>
+          <w:i/>
+          <w:iCs/>
+        </w:rPr>
+        <w:t>Figure 5: Visual Function Graph illustrating the complex execution flow of the stripped main function (FUN_00104c00)</w:t>
+      </w:r>
+    </w:p>
+    <w:p>
+      <w:pPr>
+        <w:spacing w:line="360" w:lineRule="auto"/>
+        <w:rPr>
+          <w:rFonts w:ascii="Times New Roman" w:hAnsi="Times New Roman" w:cs="Times New Roman"/>
+          <w:i/>
+          <w:iCs/>
+        </w:rPr>
+      </w:pPr>
+    </w:p>
+    <w:p>
+      <w:pPr>
+        <w:spacing w:line="360" w:lineRule="auto"/>
+        <w:jc w:val="both"/>
+        <w:rPr>
+          <w:rFonts w:ascii="Times New Roman" w:hAnsi="Times New Roman" w:cs="Times New Roman"/>
+          <w:b/>
+          <w:bCs/>
+        </w:rPr>
+      </w:pPr>
+      <w:r>
+        <w:rPr>
+          <w:rFonts w:ascii="Times New Roman" w:hAnsi="Times New Roman" w:cs="Times New Roman"/>
+          <w:b/>
+          <w:bCs/>
+        </w:rPr>
+        <w:t>5. OBSERVATIONS / FORENSIC FINDINGS</w:t>
+      </w:r>
+    </w:p>
+    <w:p>
+      <w:pPr>
         <w:numPr>
           <w:ilvl w:val="0"/>
-          <w:numId w:val="15"/>
+          <w:numId w:val="21"/>
         </w:numPr>
         <w:spacing w:line="360" w:lineRule="auto"/>
         <w:jc w:val="both"/>
@@ -1197,74 +1095,56 @@
           <w:rFonts w:ascii="Times New Roman" w:hAnsi="Times New Roman" w:cs="Times New Roman"/>
         </w:rPr>
       </w:pPr>
-      <w:proofErr w:type="spellStart"/>
       <w:r>
         <w:rPr>
           <w:rFonts w:ascii="Times New Roman" w:hAnsi="Times New Roman" w:cs="Times New Roman"/>
           <w:b/>
           <w:bCs/>
         </w:rPr>
-        <w:t>Decompilation</w:t>
-      </w:r>
-      <w:proofErr w:type="spellEnd"/>
-      <w:r>
-        <w:rPr>
-          <w:rFonts w:ascii="Times New Roman" w:hAnsi="Times New Roman" w:cs="Times New Roman"/>
-          <w:b/>
-          <w:bCs/>
-        </w:rPr>
-        <w:t xml:space="preserve"> Logic:</w:t>
-      </w:r>
-      <w:r>
-        <w:rPr>
-          <w:rFonts w:ascii="Times New Roman" w:hAnsi="Times New Roman" w:cs="Times New Roman"/>
-        </w:rPr>
-        <w:t xml:space="preserve"> The </w:t>
-      </w:r>
-      <w:proofErr w:type="spellStart"/>
-      <w:r>
-        <w:rPr>
-          <w:rFonts w:ascii="Times New Roman" w:hAnsi="Times New Roman" w:cs="Times New Roman"/>
-        </w:rPr>
-        <w:t>decompiler</w:t>
-      </w:r>
-      <w:proofErr w:type="spellEnd"/>
-      <w:r>
-        <w:rPr>
-          <w:rFonts w:ascii="Times New Roman" w:hAnsi="Times New Roman" w:cs="Times New Roman"/>
-        </w:rPr>
-        <w:t xml:space="preserve"> successfully translated low-level assembly into readable pseudo-code, clarifying functional loops and conditional logic branches.</w:t>
+        <w:t xml:space="preserve">Code Structure: </w:t>
+      </w:r>
+      <w:r>
+        <w:rPr>
+          <w:rFonts w:ascii="Times New Roman" w:hAnsi="Times New Roman" w:cs="Times New Roman"/>
+        </w:rPr>
+        <w:t>Ghidra successfully disassembled the ELF binary, revealing the core architecture, data sections, and metadata headers.</w:t>
       </w:r>
     </w:p>
     <w:p>
       <w:pPr>
         <w:numPr>
           <w:ilvl w:val="0"/>
-          <w:numId w:val="15"/>
+          <w:numId w:val="21"/>
         </w:numPr>
         <w:spacing w:line="360" w:lineRule="auto"/>
         <w:jc w:val="both"/>
         <w:rPr>
           <w:rFonts w:ascii="Times New Roman" w:hAnsi="Times New Roman" w:cs="Times New Roman"/>
-        </w:rPr>
-      </w:pPr>
-      <w:r>
-        <w:rPr>
-          <w:rFonts w:ascii="Times New Roman" w:hAnsi="Times New Roman" w:cs="Times New Roman"/>
           <w:b/>
           <w:bCs/>
         </w:rPr>
-        <w:t xml:space="preserve">Control Flow Execution: </w:t>
-      </w:r>
-      <w:r>
-        <w:rPr>
-          <w:rFonts w:ascii="Times New Roman" w:hAnsi="Times New Roman" w:cs="Times New Roman"/>
-        </w:rPr>
-        <w:t>Function graphs mapped out logical execution pathways, verifying the structural flow of the executable.</w:t>
+      </w:pPr>
+      <w:r>
+        <w:rPr>
+          <w:rFonts w:ascii="Times New Roman" w:hAnsi="Times New Roman" w:cs="Times New Roman"/>
+          <w:b/>
+          <w:bCs/>
+        </w:rPr>
+        <w:t xml:space="preserve">Strings &amp; Imports: </w:t>
+      </w:r>
+      <w:r>
+        <w:rPr>
+          <w:rFonts w:ascii="Times New Roman" w:hAnsi="Times New Roman" w:cs="Times New Roman"/>
+        </w:rPr>
+        <w:t>The extraction of defined strings and imports confirmed the binary's reliance on standard system libraries (libc.so.6), consistent with a benign Linux utility. In a malware context, this step would reveal imported networking, evasion, or encryption libraries.</w:t>
       </w:r>
     </w:p>
     <w:p>
       <w:pPr>
+        <w:numPr>
+          <w:ilvl w:val="0"/>
+          <w:numId w:val="21"/>
+        </w:numPr>
         <w:spacing w:line="360" w:lineRule="auto"/>
         <w:jc w:val="both"/>
         <w:rPr>
@@ -1273,28 +1153,75 @@
           <w:bCs/>
         </w:rPr>
       </w:pPr>
+      <w:r>
+        <w:rPr>
+          <w:rFonts w:ascii="Times New Roman" w:hAnsi="Times New Roman" w:cs="Times New Roman"/>
+          <w:b/>
+          <w:bCs/>
+        </w:rPr>
+        <w:t xml:space="preserve">Decompilation: </w:t>
+      </w:r>
+      <w:r>
+        <w:rPr>
+          <w:rFonts w:ascii="Times New Roman" w:hAnsi="Times New Roman" w:cs="Times New Roman"/>
+        </w:rPr>
+        <w:t>The Decompiler successfully translated the low-level assembly of the entry function into an understandable C-code format, highlighting the __libc_start_main execution call.</w:t>
+      </w:r>
     </w:p>
     <w:p>
       <w:pPr>
+        <w:numPr>
+          <w:ilvl w:val="0"/>
+          <w:numId w:val="21"/>
+        </w:numPr>
         <w:spacing w:line="360" w:lineRule="auto"/>
         <w:jc w:val="both"/>
         <w:rPr>
           <w:rFonts w:ascii="Times New Roman" w:hAnsi="Times New Roman" w:cs="Times New Roman"/>
+        </w:rPr>
+      </w:pPr>
+      <w:r>
+        <w:rPr>
+          <w:rFonts w:ascii="Times New Roman" w:hAnsi="Times New Roman" w:cs="Times New Roman"/>
           <w:b/>
           <w:bCs/>
         </w:rPr>
-      </w:pPr>
+        <w:lastRenderedPageBreak/>
+        <w:t>Flow Analysis:</w:t>
+      </w:r>
+      <w:r>
+        <w:rPr>
+          <w:rFonts w:ascii="Times New Roman" w:hAnsi="Times New Roman" w:cs="Times New Roman"/>
+        </w:rPr>
+        <w:t xml:space="preserve"> The Function Graph provided a clear, node-based visualization of the function's structural logic, simplifying the analysis of complex execution paths and potential infinite loops.</w:t>
+      </w:r>
     </w:p>
     <w:p>
       <w:pPr>
+        <w:numPr>
+          <w:ilvl w:val="0"/>
+          <w:numId w:val="21"/>
+        </w:numPr>
         <w:spacing w:line="360" w:lineRule="auto"/>
         <w:jc w:val="both"/>
         <w:rPr>
           <w:rFonts w:ascii="Times New Roman" w:hAnsi="Times New Roman" w:cs="Times New Roman"/>
+        </w:rPr>
+      </w:pPr>
+      <w:r>
+        <w:rPr>
+          <w:rFonts w:ascii="Times New Roman" w:hAnsi="Times New Roman" w:cs="Times New Roman"/>
           <w:b/>
           <w:bCs/>
         </w:rPr>
-      </w:pPr>
+        <w:t>Stripped Binary Analysis &amp; Symbol Resolution:</w:t>
+      </w:r>
+      <w:r>
+        <w:rPr>
+          <w:rFonts w:ascii="Times New Roman" w:hAnsi="Times New Roman" w:cs="Times New Roman"/>
+        </w:rPr>
+        <w:t xml:space="preserve"> The binary had its symbol table stripped (.symtab removed), obscuring original developer function identifiers and variable names. Forensic examination of the execution entry vector resolved the actual main routine (FUN_00104c00) by tracing the primary pointer passed into the __libc_start_main parameter list.</w:t>
+      </w:r>
     </w:p>
     <w:p>
       <w:pPr>
@@ -1302,83 +1229,34 @@
         <w:jc w:val="both"/>
         <w:rPr>
           <w:rFonts w:ascii="Times New Roman" w:hAnsi="Times New Roman" w:cs="Times New Roman"/>
+        </w:rPr>
+      </w:pPr>
+    </w:p>
+    <w:p>
+      <w:pPr>
+        <w:spacing w:line="360" w:lineRule="auto"/>
+        <w:jc w:val="both"/>
+        <w:rPr>
+          <w:rFonts w:ascii="Times New Roman" w:hAnsi="Times New Roman" w:cs="Times New Roman"/>
+        </w:rPr>
+      </w:pPr>
+    </w:p>
+    <w:p>
+      <w:pPr>
+        <w:spacing w:line="360" w:lineRule="auto"/>
+        <w:jc w:val="both"/>
+        <w:rPr>
+          <w:rFonts w:ascii="Times New Roman" w:hAnsi="Times New Roman" w:cs="Times New Roman"/>
           <w:b/>
           <w:bCs/>
         </w:rPr>
       </w:pPr>
-    </w:p>
-    <w:p>
-      <w:pPr>
-        <w:spacing w:line="360" w:lineRule="auto"/>
-        <w:jc w:val="both"/>
+      <w:r>
         <w:rPr>
           <w:rFonts w:ascii="Times New Roman" w:hAnsi="Times New Roman" w:cs="Times New Roman"/>
           <w:b/>
           <w:bCs/>
         </w:rPr>
-      </w:pPr>
-    </w:p>
-    <w:p>
-      <w:pPr>
-        <w:spacing w:line="360" w:lineRule="auto"/>
-        <w:jc w:val="both"/>
-        <w:rPr>
-          <w:rFonts w:ascii="Times New Roman" w:hAnsi="Times New Roman" w:cs="Times New Roman"/>
-          <w:b/>
-          <w:bCs/>
-        </w:rPr>
-      </w:pPr>
-    </w:p>
-    <w:p>
-      <w:pPr>
-        <w:spacing w:line="360" w:lineRule="auto"/>
-        <w:jc w:val="both"/>
-        <w:rPr>
-          <w:rFonts w:ascii="Times New Roman" w:hAnsi="Times New Roman" w:cs="Times New Roman"/>
-          <w:b/>
-          <w:bCs/>
-        </w:rPr>
-      </w:pPr>
-    </w:p>
-    <w:p>
-      <w:pPr>
-        <w:spacing w:line="360" w:lineRule="auto"/>
-        <w:jc w:val="both"/>
-        <w:rPr>
-          <w:rFonts w:ascii="Times New Roman" w:hAnsi="Times New Roman" w:cs="Times New Roman"/>
-          <w:b/>
-          <w:bCs/>
-        </w:rPr>
-      </w:pPr>
-    </w:p>
-    <w:p>
-      <w:pPr>
-        <w:spacing w:line="360" w:lineRule="auto"/>
-        <w:jc w:val="both"/>
-        <w:rPr>
-          <w:rFonts w:ascii="Times New Roman" w:hAnsi="Times New Roman" w:cs="Times New Roman"/>
-          <w:b/>
-          <w:bCs/>
-        </w:rPr>
-      </w:pPr>
-    </w:p>
-    <w:p>
-      <w:pPr>
-        <w:spacing w:line="360" w:lineRule="auto"/>
-        <w:jc w:val="both"/>
-        <w:rPr>
-          <w:rFonts w:ascii="Times New Roman" w:hAnsi="Times New Roman" w:cs="Times New Roman"/>
-          <w:b/>
-          <w:bCs/>
-        </w:rPr>
-      </w:pPr>
-      <w:r>
-        <w:rPr>
-          <w:rFonts w:ascii="Times New Roman" w:hAnsi="Times New Roman" w:cs="Times New Roman"/>
-          <w:b/>
-          <w:bCs/>
-        </w:rPr>
-        <w:lastRenderedPageBreak/>
         <w:t>RUBRICS</w:t>
       </w:r>
     </w:p>
@@ -1932,14 +1810,17 @@
           <w:bCs/>
         </w:rPr>
       </w:pPr>
-      <w:r>
+    </w:p>
+    <w:p>
+      <w:pPr>
+        <w:spacing w:line="360" w:lineRule="auto"/>
+        <w:jc w:val="both"/>
         <w:rPr>
           <w:rFonts w:ascii="Times New Roman" w:hAnsi="Times New Roman" w:cs="Times New Roman"/>
           <w:b/>
           <w:bCs/>
         </w:rPr>
-        <w:t xml:space="preserve">6. RESULT </w:t>
-      </w:r>
+      </w:pPr>
     </w:p>
     <w:p>
       <w:pPr>
@@ -1947,63 +1828,32 @@
         <w:jc w:val="both"/>
         <w:rPr>
           <w:rFonts w:ascii="Times New Roman" w:hAnsi="Times New Roman" w:cs="Times New Roman"/>
-        </w:rPr>
-      </w:pPr>
-      <w:proofErr w:type="spellStart"/>
-      <w:r>
-        <w:rPr>
-          <w:rFonts w:ascii="Times New Roman" w:hAnsi="Times New Roman" w:cs="Times New Roman"/>
-        </w:rPr>
-        <w:t>Ghidra</w:t>
-      </w:r>
-      <w:proofErr w:type="spellEnd"/>
-      <w:r>
-        <w:rPr>
-          <w:rFonts w:ascii="Times New Roman" w:hAnsi="Times New Roman" w:cs="Times New Roman"/>
-        </w:rPr>
-        <w:t xml:space="preserve"> was successfully utilized to disassemble, decompile, and </w:t>
-      </w:r>
-      <w:proofErr w:type="spellStart"/>
-      <w:r>
-        <w:rPr>
-          <w:rFonts w:ascii="Times New Roman" w:hAnsi="Times New Roman" w:cs="Times New Roman"/>
-        </w:rPr>
-        <w:t>analyze</w:t>
-      </w:r>
-      <w:proofErr w:type="spellEnd"/>
-      <w:r>
-        <w:rPr>
-          <w:rFonts w:ascii="Times New Roman" w:hAnsi="Times New Roman" w:cs="Times New Roman"/>
-        </w:rPr>
-        <w:t xml:space="preserve"> the target binary code. Through automated analysis, string inspection, API import tracking, and </w:t>
-      </w:r>
-      <w:proofErr w:type="spellStart"/>
-      <w:r>
-        <w:rPr>
-          <w:rFonts w:ascii="Times New Roman" w:hAnsi="Times New Roman" w:cs="Times New Roman"/>
-        </w:rPr>
-        <w:t>decompiler</w:t>
-      </w:r>
-      <w:proofErr w:type="spellEnd"/>
-      <w:r>
-        <w:rPr>
-          <w:rFonts w:ascii="Times New Roman" w:hAnsi="Times New Roman" w:cs="Times New Roman"/>
-        </w:rPr>
-        <w:t xml:space="preserve"> evaluation, the binary's underlying structure and </w:t>
-      </w:r>
-      <w:proofErr w:type="spellStart"/>
-      <w:r>
-        <w:rPr>
-          <w:rFonts w:ascii="Times New Roman" w:hAnsi="Times New Roman" w:cs="Times New Roman"/>
-        </w:rPr>
-        <w:t>behavioral</w:t>
-      </w:r>
-      <w:proofErr w:type="spellEnd"/>
-      <w:r>
-        <w:rPr>
-          <w:rFonts w:ascii="Times New Roman" w:hAnsi="Times New Roman" w:cs="Times New Roman"/>
-        </w:rPr>
-        <w:t xml:space="preserve"> logic were effectively interpreted.</w:t>
+          <w:b/>
+          <w:bCs/>
+        </w:rPr>
+      </w:pPr>
+      <w:r>
+        <w:rPr>
+          <w:rFonts w:ascii="Times New Roman" w:hAnsi="Times New Roman" w:cs="Times New Roman"/>
+          <w:b/>
+          <w:bCs/>
+        </w:rPr>
+        <w:t xml:space="preserve">6. RESULT </w:t>
+      </w:r>
+    </w:p>
+    <w:p>
+      <w:pPr>
+        <w:spacing w:line="360" w:lineRule="auto"/>
+        <w:jc w:val="both"/>
+        <w:rPr>
+          <w:rFonts w:ascii="Times New Roman" w:hAnsi="Times New Roman" w:cs="Times New Roman"/>
+        </w:rPr>
+      </w:pPr>
+      <w:r>
+        <w:rPr>
+          <w:rFonts w:ascii="Times New Roman" w:hAnsi="Times New Roman" w:cs="Times New Roman"/>
+        </w:rPr>
+        <w:t>Ghidra was successfully utilized to disassemble, decompile, and analyze the target binary code. Through automated analysis, string inspection, API import tracking, and decompiler evaluation, the binary's underlying structure and behavioral logic were effectively interpreted.</w:t>
       </w:r>
     </w:p>
     <w:sectPr>
@@ -2025,6 +1875,232 @@
 <file path=word/numbering.xml><?xml version="1.0" encoding="utf-8"?>
 <w:numbering xmlns:wpc="http://schemas.microsoft.com/office/word/2010/wordprocessingCanvas" xmlns:cx="http://schemas.microsoft.com/office/drawing/2014/chartex" xmlns:cx1="http://schemas.microsoft.com/office/drawing/2015/9/8/chartex" xmlns:cx2="http://schemas.microsoft.com/office/drawing/2015/10/21/chartex" xmlns:cx3="http://schemas.microsoft.com/office/drawing/2016/5/9/chartex" xmlns:cx4="http://schemas.microsoft.com/office/drawing/2016/5/10/chartex" xmlns:cx5="http://schemas.microsoft.com/office/drawing/2016/5/11/chartex" xmlns:cx6="http://schemas.microsoft.com/office/drawing/2016/5/12/chartex" xmlns:cx7="http://schemas.microsoft.com/office/drawing/2016/5/13/chartex" xmlns:cx8="http://schemas.microsoft.com/office/drawing/2016/5/14/chartex" xmlns:mc="http://schemas.openxmlformats.org/markup-compatibility/2006" xmlns:aink="http://schemas.microsoft.com/office/drawing/2016/ink" xmlns:am3d="http://schemas.microsoft.com/office/drawing/2017/model3d" xmlns:o="urn:schemas-microsoft-com:office:office" xmlns:oel="http://schemas.microsoft.com/office/2019/extlst" xmlns:r="http://schemas.openxmlformats.org/officeDocument/2006/relationships" xmlns:m="http://schemas.openxmlformats.org/officeDocument/2006/math" xmlns:v="urn:schemas-microsoft-com:vml" xmlns:wp14="http://schemas.microsoft.com/office/word/2010/wordprocessingDrawing" xmlns:wp="http://schemas.openxmlformats.org/drawingml/2006/wordprocessingDrawing" xmlns:w10="urn:schemas-microsoft-com:office:word" xmlns:w="http://schemas.openxmlformats.org/wordprocessingml/2006/main" xmlns:w14="http://schemas.microsoft.com/office/word/2010/wordml" xmlns:w15="http://schemas.microsoft.com/office/word/2012/wordml" xmlns:w16cex="http://schemas.microsoft.com/office/word/2018/wordml/cex" xmlns:w16cid="http://schemas.microsoft.com/office/word/2016/wordml/cid" xmlns:w16="http://schemas.microsoft.com/office/word/2018/wordml" xmlns:w16du="http://schemas.microsoft.com/office/word/2023/wordml/word16du" xmlns:w16sdtdh="http://schemas.microsoft.com/office/word/2020/wordml/sdtdatahash" xmlns:w16sdtfl="http://schemas.microsoft.com/office/word/2024/wordml/sdtformatlock" xmlns:w16se="http://schemas.microsoft.com/office/word/2015/wordml/symex" xmlns:wpg="http://schemas.microsoft.com/office/word/2010/wordprocessingGroup" xmlns:wpi="http://schemas.microsoft.com/office/word/2010/wordprocessingInk" xmlns:wne="http://schemas.microsoft.com/office/word/2006/wordml" xmlns:wps="http://schemas.microsoft.com/office/word/2010/wordprocessingShape" mc:Ignorable="w14 w15 w16se w16cid w16 w16cex w16sdtdh w16sdtfl w16du wp14">
   <w:abstractNum w:abstractNumId="0" w15:restartNumberingAfterBreak="0">
+    <w:nsid w:val="088B68C7"/>
+    <w:multiLevelType w:val="multilevel"/>
+    <w:tmpl w:val="DBD89D3E"/>
+    <w:lvl w:ilvl="0">
+      <w:start w:val="1"/>
+      <w:numFmt w:val="decimal"/>
+      <w:lvlText w:val="%1."/>
+      <w:lvlJc w:val="left"/>
+      <w:pPr>
+        <w:tabs>
+          <w:tab w:val="num" w:pos="720"/>
+        </w:tabs>
+        <w:ind w:left="720" w:hanging="360"/>
+      </w:pPr>
+    </w:lvl>
+    <w:lvl w:ilvl="1" w:tentative="1">
+      <w:start w:val="1"/>
+      <w:numFmt w:val="decimal"/>
+      <w:lvlText w:val="%2."/>
+      <w:lvlJc w:val="left"/>
+      <w:pPr>
+        <w:tabs>
+          <w:tab w:val="num" w:pos="1440"/>
+        </w:tabs>
+        <w:ind w:left="1440" w:hanging="360"/>
+      </w:pPr>
+    </w:lvl>
+    <w:lvl w:ilvl="2" w:tentative="1">
+      <w:start w:val="1"/>
+      <w:numFmt w:val="decimal"/>
+      <w:lvlText w:val="%3."/>
+      <w:lvlJc w:val="left"/>
+      <w:pPr>
+        <w:tabs>
+          <w:tab w:val="num" w:pos="2160"/>
+        </w:tabs>
+        <w:ind w:left="2160" w:hanging="360"/>
+      </w:pPr>
+    </w:lvl>
+    <w:lvl w:ilvl="3" w:tentative="1">
+      <w:start w:val="1"/>
+      <w:numFmt w:val="decimal"/>
+      <w:lvlText w:val="%4."/>
+      <w:lvlJc w:val="left"/>
+      <w:pPr>
+        <w:tabs>
+          <w:tab w:val="num" w:pos="2880"/>
+        </w:tabs>
+        <w:ind w:left="2880" w:hanging="360"/>
+      </w:pPr>
+    </w:lvl>
+    <w:lvl w:ilvl="4" w:tentative="1">
+      <w:start w:val="1"/>
+      <w:numFmt w:val="decimal"/>
+      <w:lvlText w:val="%5."/>
+      <w:lvlJc w:val="left"/>
+      <w:pPr>
+        <w:tabs>
+          <w:tab w:val="num" w:pos="3600"/>
+        </w:tabs>
+        <w:ind w:left="3600" w:hanging="360"/>
+      </w:pPr>
+    </w:lvl>
+    <w:lvl w:ilvl="5" w:tentative="1">
+      <w:start w:val="1"/>
+      <w:numFmt w:val="decimal"/>
+      <w:lvlText w:val="%6."/>
+      <w:lvlJc w:val="left"/>
+      <w:pPr>
+        <w:tabs>
+          <w:tab w:val="num" w:pos="4320"/>
+        </w:tabs>
+        <w:ind w:left="4320" w:hanging="360"/>
+      </w:pPr>
+    </w:lvl>
+    <w:lvl w:ilvl="6" w:tentative="1">
+      <w:start w:val="1"/>
+      <w:numFmt w:val="decimal"/>
+      <w:lvlText w:val="%7."/>
+      <w:lvlJc w:val="left"/>
+      <w:pPr>
+        <w:tabs>
+          <w:tab w:val="num" w:pos="5040"/>
+        </w:tabs>
+        <w:ind w:left="5040" w:hanging="360"/>
+      </w:pPr>
+    </w:lvl>
+    <w:lvl w:ilvl="7" w:tentative="1">
+      <w:start w:val="1"/>
+      <w:numFmt w:val="decimal"/>
+      <w:lvlText w:val="%8."/>
+      <w:lvlJc w:val="left"/>
+      <w:pPr>
+        <w:tabs>
+          <w:tab w:val="num" w:pos="5760"/>
+        </w:tabs>
+        <w:ind w:left="5760" w:hanging="360"/>
+      </w:pPr>
+    </w:lvl>
+    <w:lvl w:ilvl="8" w:tentative="1">
+      <w:start w:val="1"/>
+      <w:numFmt w:val="decimal"/>
+      <w:lvlText w:val="%9."/>
+      <w:lvlJc w:val="left"/>
+      <w:pPr>
+        <w:tabs>
+          <w:tab w:val="num" w:pos="6480"/>
+        </w:tabs>
+        <w:ind w:left="6480" w:hanging="360"/>
+      </w:pPr>
+    </w:lvl>
+  </w:abstractNum>
+  <w:abstractNum w:abstractNumId="1" w15:restartNumberingAfterBreak="0">
+    <w:nsid w:val="0CF008C8"/>
+    <w:multiLevelType w:val="multilevel"/>
+    <w:tmpl w:val="4454CCE6"/>
+    <w:lvl w:ilvl="0">
+      <w:start w:val="1"/>
+      <w:numFmt w:val="decimal"/>
+      <w:lvlText w:val="%1."/>
+      <w:lvlJc w:val="left"/>
+      <w:pPr>
+        <w:tabs>
+          <w:tab w:val="num" w:pos="720"/>
+        </w:tabs>
+        <w:ind w:left="720" w:hanging="360"/>
+      </w:pPr>
+    </w:lvl>
+    <w:lvl w:ilvl="1" w:tentative="1">
+      <w:start w:val="1"/>
+      <w:numFmt w:val="decimal"/>
+      <w:lvlText w:val="%2."/>
+      <w:lvlJc w:val="left"/>
+      <w:pPr>
+        <w:tabs>
+          <w:tab w:val="num" w:pos="1440"/>
+        </w:tabs>
+        <w:ind w:left="1440" w:hanging="360"/>
+      </w:pPr>
+    </w:lvl>
+    <w:lvl w:ilvl="2" w:tentative="1">
+      <w:start w:val="1"/>
+      <w:numFmt w:val="decimal"/>
+      <w:lvlText w:val="%3."/>
+      <w:lvlJc w:val="left"/>
+      <w:pPr>
+        <w:tabs>
+          <w:tab w:val="num" w:pos="2160"/>
+        </w:tabs>
+        <w:ind w:left="2160" w:hanging="360"/>
+      </w:pPr>
+    </w:lvl>
+    <w:lvl w:ilvl="3" w:tentative="1">
+      <w:start w:val="1"/>
+      <w:numFmt w:val="decimal"/>
+      <w:lvlText w:val="%4."/>
+      <w:lvlJc w:val="left"/>
+      <w:pPr>
+        <w:tabs>
+          <w:tab w:val="num" w:pos="2880"/>
+        </w:tabs>
+        <w:ind w:left="2880" w:hanging="360"/>
+      </w:pPr>
+    </w:lvl>
+    <w:lvl w:ilvl="4" w:tentative="1">
+      <w:start w:val="1"/>
+      <w:numFmt w:val="decimal"/>
+      <w:lvlText w:val="%5."/>
+      <w:lvlJc w:val="left"/>
+      <w:pPr>
+        <w:tabs>
+          <w:tab w:val="num" w:pos="3600"/>
+        </w:tabs>
+        <w:ind w:left="3600" w:hanging="360"/>
+      </w:pPr>
+    </w:lvl>
+    <w:lvl w:ilvl="5" w:tentative="1">
+      <w:start w:val="1"/>
+      <w:numFmt w:val="decimal"/>
+      <w:lvlText w:val="%6."/>
+      <w:lvlJc w:val="left"/>
+      <w:pPr>
+        <w:tabs>
+          <w:tab w:val="num" w:pos="4320"/>
+        </w:tabs>
+        <w:ind w:left="4320" w:hanging="360"/>
+      </w:pPr>
+    </w:lvl>
+    <w:lvl w:ilvl="6" w:tentative="1">
+      <w:start w:val="1"/>
+      <w:numFmt w:val="decimal"/>
+      <w:lvlText w:val="%7."/>
+      <w:lvlJc w:val="left"/>
+      <w:pPr>
+        <w:tabs>
+          <w:tab w:val="num" w:pos="5040"/>
+        </w:tabs>
+        <w:ind w:left="5040" w:hanging="360"/>
+      </w:pPr>
+    </w:lvl>
+    <w:lvl w:ilvl="7" w:tentative="1">
+      <w:start w:val="1"/>
+      <w:numFmt w:val="decimal"/>
+      <w:lvlText w:val="%8."/>
+      <w:lvlJc w:val="left"/>
+      <w:pPr>
+        <w:tabs>
+          <w:tab w:val="num" w:pos="5760"/>
+        </w:tabs>
+        <w:ind w:left="5760" w:hanging="360"/>
+      </w:pPr>
+    </w:lvl>
+    <w:lvl w:ilvl="8" w:tentative="1">
+      <w:start w:val="1"/>
+      <w:numFmt w:val="decimal"/>
+      <w:lvlText w:val="%9."/>
+      <w:lvlJc w:val="left"/>
+      <w:pPr>
+        <w:tabs>
+          <w:tab w:val="num" w:pos="6480"/>
+        </w:tabs>
+        <w:ind w:left="6480" w:hanging="360"/>
+      </w:pPr>
+    </w:lvl>
+  </w:abstractNum>
+  <w:abstractNum w:abstractNumId="2" w15:restartNumberingAfterBreak="0">
     <w:nsid w:val="11B208D3"/>
     <w:multiLevelType w:val="multilevel"/>
     <w:tmpl w:val="8938ABA8"/>
@@ -2137,7 +2213,120 @@
       </w:pPr>
     </w:lvl>
   </w:abstractNum>
-  <w:abstractNum w:abstractNumId="1" w15:restartNumberingAfterBreak="0">
+  <w:abstractNum w:abstractNumId="3" w15:restartNumberingAfterBreak="0">
+    <w:nsid w:val="11ED52E8"/>
+    <w:multiLevelType w:val="multilevel"/>
+    <w:tmpl w:val="DBD89D3E"/>
+    <w:lvl w:ilvl="0">
+      <w:start w:val="1"/>
+      <w:numFmt w:val="decimal"/>
+      <w:lvlText w:val="%1."/>
+      <w:lvlJc w:val="left"/>
+      <w:pPr>
+        <w:tabs>
+          <w:tab w:val="num" w:pos="720"/>
+        </w:tabs>
+        <w:ind w:left="720" w:hanging="360"/>
+      </w:pPr>
+    </w:lvl>
+    <w:lvl w:ilvl="1" w:tentative="1">
+      <w:start w:val="1"/>
+      <w:numFmt w:val="decimal"/>
+      <w:lvlText w:val="%2."/>
+      <w:lvlJc w:val="left"/>
+      <w:pPr>
+        <w:tabs>
+          <w:tab w:val="num" w:pos="1440"/>
+        </w:tabs>
+        <w:ind w:left="1440" w:hanging="360"/>
+      </w:pPr>
+    </w:lvl>
+    <w:lvl w:ilvl="2" w:tentative="1">
+      <w:start w:val="1"/>
+      <w:numFmt w:val="decimal"/>
+      <w:lvlText w:val="%3."/>
+      <w:lvlJc w:val="left"/>
+      <w:pPr>
+        <w:tabs>
+          <w:tab w:val="num" w:pos="2160"/>
+        </w:tabs>
+        <w:ind w:left="2160" w:hanging="360"/>
+      </w:pPr>
+    </w:lvl>
+    <w:lvl w:ilvl="3" w:tentative="1">
+      <w:start w:val="1"/>
+      <w:numFmt w:val="decimal"/>
+      <w:lvlText w:val="%4."/>
+      <w:lvlJc w:val="left"/>
+      <w:pPr>
+        <w:tabs>
+          <w:tab w:val="num" w:pos="2880"/>
+        </w:tabs>
+        <w:ind w:left="2880" w:hanging="360"/>
+      </w:pPr>
+    </w:lvl>
+    <w:lvl w:ilvl="4" w:tentative="1">
+      <w:start w:val="1"/>
+      <w:numFmt w:val="decimal"/>
+      <w:lvlText w:val="%5."/>
+      <w:lvlJc w:val="left"/>
+      <w:pPr>
+        <w:tabs>
+          <w:tab w:val="num" w:pos="3600"/>
+        </w:tabs>
+        <w:ind w:left="3600" w:hanging="360"/>
+      </w:pPr>
+    </w:lvl>
+    <w:lvl w:ilvl="5" w:tentative="1">
+      <w:start w:val="1"/>
+      <w:numFmt w:val="decimal"/>
+      <w:lvlText w:val="%6."/>
+      <w:lvlJc w:val="left"/>
+      <w:pPr>
+        <w:tabs>
+          <w:tab w:val="num" w:pos="4320"/>
+        </w:tabs>
+        <w:ind w:left="4320" w:hanging="360"/>
+      </w:pPr>
+    </w:lvl>
+    <w:lvl w:ilvl="6" w:tentative="1">
+      <w:start w:val="1"/>
+      <w:numFmt w:val="decimal"/>
+      <w:lvlText w:val="%7."/>
+      <w:lvlJc w:val="left"/>
+      <w:pPr>
+        <w:tabs>
+          <w:tab w:val="num" w:pos="5040"/>
+        </w:tabs>
+        <w:ind w:left="5040" w:hanging="360"/>
+      </w:pPr>
+    </w:lvl>
+    <w:lvl w:ilvl="7" w:tentative="1">
+      <w:start w:val="1"/>
+      <w:numFmt w:val="decimal"/>
+      <w:lvlText w:val="%8."/>
+      <w:lvlJc w:val="left"/>
+      <w:pPr>
+        <w:tabs>
+          <w:tab w:val="num" w:pos="5760"/>
+        </w:tabs>
+        <w:ind w:left="5760" w:hanging="360"/>
+      </w:pPr>
+    </w:lvl>
+    <w:lvl w:ilvl="8" w:tentative="1">
+      <w:start w:val="1"/>
+      <w:numFmt w:val="decimal"/>
+      <w:lvlText w:val="%9."/>
+      <w:lvlJc w:val="left"/>
+      <w:pPr>
+        <w:tabs>
+          <w:tab w:val="num" w:pos="6480"/>
+        </w:tabs>
+        <w:ind w:left="6480" w:hanging="360"/>
+      </w:pPr>
+    </w:lvl>
+  </w:abstractNum>
+  <w:abstractNum w:abstractNumId="4" w15:restartNumberingAfterBreak="0">
     <w:nsid w:val="14DA12A8"/>
     <w:multiLevelType w:val="multilevel"/>
     <w:tmpl w:val="B31E2B54"/>
@@ -2254,7 +2443,7 @@
       </w:pPr>
     </w:lvl>
   </w:abstractNum>
-  <w:abstractNum w:abstractNumId="2" w15:restartNumberingAfterBreak="0">
+  <w:abstractNum w:abstractNumId="5" w15:restartNumberingAfterBreak="0">
     <w:nsid w:val="15256161"/>
     <w:multiLevelType w:val="multilevel"/>
     <w:tmpl w:val="3D5AF330"/>
@@ -2367,7 +2556,7 @@
       </w:pPr>
     </w:lvl>
   </w:abstractNum>
-  <w:abstractNum w:abstractNumId="3" w15:restartNumberingAfterBreak="0">
+  <w:abstractNum w:abstractNumId="6" w15:restartNumberingAfterBreak="0">
     <w:nsid w:val="15D65FF2"/>
     <w:multiLevelType w:val="multilevel"/>
     <w:tmpl w:val="1CB22EAA"/>
@@ -2480,7 +2669,7 @@
       </w:pPr>
     </w:lvl>
   </w:abstractNum>
-  <w:abstractNum w:abstractNumId="4" w15:restartNumberingAfterBreak="0">
+  <w:abstractNum w:abstractNumId="7" w15:restartNumberingAfterBreak="0">
     <w:nsid w:val="23941244"/>
     <w:multiLevelType w:val="multilevel"/>
     <w:tmpl w:val="C400EB6E"/>
@@ -2629,7 +2818,120 @@
       </w:rPr>
     </w:lvl>
   </w:abstractNum>
-  <w:abstractNum w:abstractNumId="5" w15:restartNumberingAfterBreak="0">
+  <w:abstractNum w:abstractNumId="8" w15:restartNumberingAfterBreak="0">
+    <w:nsid w:val="28DA7E77"/>
+    <w:multiLevelType w:val="multilevel"/>
+    <w:tmpl w:val="BEEC1294"/>
+    <w:lvl w:ilvl="0">
+      <w:start w:val="1"/>
+      <w:numFmt w:val="decimal"/>
+      <w:lvlText w:val="%1."/>
+      <w:lvlJc w:val="left"/>
+      <w:pPr>
+        <w:tabs>
+          <w:tab w:val="num" w:pos="720"/>
+        </w:tabs>
+        <w:ind w:left="720" w:hanging="360"/>
+      </w:pPr>
+    </w:lvl>
+    <w:lvl w:ilvl="1" w:tentative="1">
+      <w:start w:val="1"/>
+      <w:numFmt w:val="decimal"/>
+      <w:lvlText w:val="%2."/>
+      <w:lvlJc w:val="left"/>
+      <w:pPr>
+        <w:tabs>
+          <w:tab w:val="num" w:pos="1440"/>
+        </w:tabs>
+        <w:ind w:left="1440" w:hanging="360"/>
+      </w:pPr>
+    </w:lvl>
+    <w:lvl w:ilvl="2" w:tentative="1">
+      <w:start w:val="1"/>
+      <w:numFmt w:val="decimal"/>
+      <w:lvlText w:val="%3."/>
+      <w:lvlJc w:val="left"/>
+      <w:pPr>
+        <w:tabs>
+          <w:tab w:val="num" w:pos="2160"/>
+        </w:tabs>
+        <w:ind w:left="2160" w:hanging="360"/>
+      </w:pPr>
+    </w:lvl>
+    <w:lvl w:ilvl="3" w:tentative="1">
+      <w:start w:val="1"/>
+      <w:numFmt w:val="decimal"/>
+      <w:lvlText w:val="%4."/>
+      <w:lvlJc w:val="left"/>
+      <w:pPr>
+        <w:tabs>
+          <w:tab w:val="num" w:pos="2880"/>
+        </w:tabs>
+        <w:ind w:left="2880" w:hanging="360"/>
+      </w:pPr>
+    </w:lvl>
+    <w:lvl w:ilvl="4" w:tentative="1">
+      <w:start w:val="1"/>
+      <w:numFmt w:val="decimal"/>
+      <w:lvlText w:val="%5."/>
+      <w:lvlJc w:val="left"/>
+      <w:pPr>
+        <w:tabs>
+          <w:tab w:val="num" w:pos="3600"/>
+        </w:tabs>
+        <w:ind w:left="3600" w:hanging="360"/>
+      </w:pPr>
+    </w:lvl>
+    <w:lvl w:ilvl="5" w:tentative="1">
+      <w:start w:val="1"/>
+      <w:numFmt w:val="decimal"/>
+      <w:lvlText w:val="%6."/>
+      <w:lvlJc w:val="left"/>
+      <w:pPr>
+        <w:tabs>
+          <w:tab w:val="num" w:pos="4320"/>
+        </w:tabs>
+        <w:ind w:left="4320" w:hanging="360"/>
+      </w:pPr>
+    </w:lvl>
+    <w:lvl w:ilvl="6" w:tentative="1">
+      <w:start w:val="1"/>
+      <w:numFmt w:val="decimal"/>
+      <w:lvlText w:val="%7."/>
+      <w:lvlJc w:val="left"/>
+      <w:pPr>
+        <w:tabs>
+          <w:tab w:val="num" w:pos="5040"/>
+        </w:tabs>
+        <w:ind w:left="5040" w:hanging="360"/>
+      </w:pPr>
+    </w:lvl>
+    <w:lvl w:ilvl="7" w:tentative="1">
+      <w:start w:val="1"/>
+      <w:numFmt w:val="decimal"/>
+      <w:lvlText w:val="%8."/>
+      <w:lvlJc w:val="left"/>
+      <w:pPr>
+        <w:tabs>
+          <w:tab w:val="num" w:pos="5760"/>
+        </w:tabs>
+        <w:ind w:left="5760" w:hanging="360"/>
+      </w:pPr>
+    </w:lvl>
+    <w:lvl w:ilvl="8" w:tentative="1">
+      <w:start w:val="1"/>
+      <w:numFmt w:val="decimal"/>
+      <w:lvlText w:val="%9."/>
+      <w:lvlJc w:val="left"/>
+      <w:pPr>
+        <w:tabs>
+          <w:tab w:val="num" w:pos="6480"/>
+        </w:tabs>
+        <w:ind w:left="6480" w:hanging="360"/>
+      </w:pPr>
+    </w:lvl>
+  </w:abstractNum>
+  <w:abstractNum w:abstractNumId="9" w15:restartNumberingAfterBreak="0">
     <w:nsid w:val="33B61127"/>
     <w:multiLevelType w:val="multilevel"/>
     <w:tmpl w:val="7B444768"/>
@@ -2778,7 +3080,7 @@
       </w:rPr>
     </w:lvl>
   </w:abstractNum>
-  <w:abstractNum w:abstractNumId="6" w15:restartNumberingAfterBreak="0">
+  <w:abstractNum w:abstractNumId="10" w15:restartNumberingAfterBreak="0">
     <w:nsid w:val="3559689E"/>
     <w:multiLevelType w:val="multilevel"/>
     <w:tmpl w:val="97D073CE"/>
@@ -2891,7 +3193,7 @@
       </w:pPr>
     </w:lvl>
   </w:abstractNum>
-  <w:abstractNum w:abstractNumId="7" w15:restartNumberingAfterBreak="0">
+  <w:abstractNum w:abstractNumId="11" w15:restartNumberingAfterBreak="0">
     <w:nsid w:val="3A367AC5"/>
     <w:multiLevelType w:val="multilevel"/>
     <w:tmpl w:val="75F6C9F0"/>
@@ -3040,7 +3342,120 @@
       </w:rPr>
     </w:lvl>
   </w:abstractNum>
-  <w:abstractNum w:abstractNumId="8" w15:restartNumberingAfterBreak="0">
+  <w:abstractNum w:abstractNumId="12" w15:restartNumberingAfterBreak="0">
+    <w:nsid w:val="3C8B5B04"/>
+    <w:multiLevelType w:val="multilevel"/>
+    <w:tmpl w:val="DBD89D3E"/>
+    <w:lvl w:ilvl="0">
+      <w:start w:val="1"/>
+      <w:numFmt w:val="decimal"/>
+      <w:lvlText w:val="%1."/>
+      <w:lvlJc w:val="left"/>
+      <w:pPr>
+        <w:tabs>
+          <w:tab w:val="num" w:pos="720"/>
+        </w:tabs>
+        <w:ind w:left="720" w:hanging="360"/>
+      </w:pPr>
+    </w:lvl>
+    <w:lvl w:ilvl="1" w:tentative="1">
+      <w:start w:val="1"/>
+      <w:numFmt w:val="decimal"/>
+      <w:lvlText w:val="%2."/>
+      <w:lvlJc w:val="left"/>
+      <w:pPr>
+        <w:tabs>
+          <w:tab w:val="num" w:pos="1440"/>
+        </w:tabs>
+        <w:ind w:left="1440" w:hanging="360"/>
+      </w:pPr>
+    </w:lvl>
+    <w:lvl w:ilvl="2" w:tentative="1">
+      <w:start w:val="1"/>
+      <w:numFmt w:val="decimal"/>
+      <w:lvlText w:val="%3."/>
+      <w:lvlJc w:val="left"/>
+      <w:pPr>
+        <w:tabs>
+          <w:tab w:val="num" w:pos="2160"/>
+        </w:tabs>
+        <w:ind w:left="2160" w:hanging="360"/>
+      </w:pPr>
+    </w:lvl>
+    <w:lvl w:ilvl="3" w:tentative="1">
+      <w:start w:val="1"/>
+      <w:numFmt w:val="decimal"/>
+      <w:lvlText w:val="%4."/>
+      <w:lvlJc w:val="left"/>
+      <w:pPr>
+        <w:tabs>
+          <w:tab w:val="num" w:pos="2880"/>
+        </w:tabs>
+        <w:ind w:left="2880" w:hanging="360"/>
+      </w:pPr>
+    </w:lvl>
+    <w:lvl w:ilvl="4" w:tentative="1">
+      <w:start w:val="1"/>
+      <w:numFmt w:val="decimal"/>
+      <w:lvlText w:val="%5."/>
+      <w:lvlJc w:val="left"/>
+      <w:pPr>
+        <w:tabs>
+          <w:tab w:val="num" w:pos="3600"/>
+        </w:tabs>
+        <w:ind w:left="3600" w:hanging="360"/>
+      </w:pPr>
+    </w:lvl>
+    <w:lvl w:ilvl="5" w:tentative="1">
+      <w:start w:val="1"/>
+      <w:numFmt w:val="decimal"/>
+      <w:lvlText w:val="%6."/>
+      <w:lvlJc w:val="left"/>
+      <w:pPr>
+        <w:tabs>
+          <w:tab w:val="num" w:pos="4320"/>
+        </w:tabs>
+        <w:ind w:left="4320" w:hanging="360"/>
+      </w:pPr>
+    </w:lvl>
+    <w:lvl w:ilvl="6" w:tentative="1">
+      <w:start w:val="1"/>
+      <w:numFmt w:val="decimal"/>
+      <w:lvlText w:val="%7."/>
+      <w:lvlJc w:val="left"/>
+      <w:pPr>
+        <w:tabs>
+          <w:tab w:val="num" w:pos="5040"/>
+        </w:tabs>
+        <w:ind w:left="5040" w:hanging="360"/>
+      </w:pPr>
+    </w:lvl>
+    <w:lvl w:ilvl="7" w:tentative="1">
+      <w:start w:val="1"/>
+      <w:numFmt w:val="decimal"/>
+      <w:lvlText w:val="%8."/>
+      <w:lvlJc w:val="left"/>
+      <w:pPr>
+        <w:tabs>
+          <w:tab w:val="num" w:pos="5760"/>
+        </w:tabs>
+        <w:ind w:left="5760" w:hanging="360"/>
+      </w:pPr>
+    </w:lvl>
+    <w:lvl w:ilvl="8" w:tentative="1">
+      <w:start w:val="1"/>
+      <w:numFmt w:val="decimal"/>
+      <w:lvlText w:val="%9."/>
+      <w:lvlJc w:val="left"/>
+      <w:pPr>
+        <w:tabs>
+          <w:tab w:val="num" w:pos="6480"/>
+        </w:tabs>
+        <w:ind w:left="6480" w:hanging="360"/>
+      </w:pPr>
+    </w:lvl>
+  </w:abstractNum>
+  <w:abstractNum w:abstractNumId="13" w15:restartNumberingAfterBreak="0">
     <w:nsid w:val="3D29074B"/>
     <w:multiLevelType w:val="multilevel"/>
     <w:tmpl w:val="E3B4EF64"/>
@@ -3153,7 +3568,495 @@
       </w:pPr>
     </w:lvl>
   </w:abstractNum>
-  <w:abstractNum w:abstractNumId="9" w15:restartNumberingAfterBreak="0">
+  <w:abstractNum w:abstractNumId="14" w15:restartNumberingAfterBreak="0">
+    <w:nsid w:val="3F822842"/>
+    <w:multiLevelType w:val="multilevel"/>
+    <w:tmpl w:val="DBD89D3E"/>
+    <w:lvl w:ilvl="0">
+      <w:start w:val="1"/>
+      <w:numFmt w:val="decimal"/>
+      <w:lvlText w:val="%1."/>
+      <w:lvlJc w:val="left"/>
+      <w:pPr>
+        <w:tabs>
+          <w:tab w:val="num" w:pos="720"/>
+        </w:tabs>
+        <w:ind w:left="720" w:hanging="360"/>
+      </w:pPr>
+    </w:lvl>
+    <w:lvl w:ilvl="1" w:tentative="1">
+      <w:start w:val="1"/>
+      <w:numFmt w:val="decimal"/>
+      <w:lvlText w:val="%2."/>
+      <w:lvlJc w:val="left"/>
+      <w:pPr>
+        <w:tabs>
+          <w:tab w:val="num" w:pos="1440"/>
+        </w:tabs>
+        <w:ind w:left="1440" w:hanging="360"/>
+      </w:pPr>
+    </w:lvl>
+    <w:lvl w:ilvl="2" w:tentative="1">
+      <w:start w:val="1"/>
+      <w:numFmt w:val="decimal"/>
+      <w:lvlText w:val="%3."/>
+      <w:lvlJc w:val="left"/>
+      <w:pPr>
+        <w:tabs>
+          <w:tab w:val="num" w:pos="2160"/>
+        </w:tabs>
+        <w:ind w:left="2160" w:hanging="360"/>
+      </w:pPr>
+    </w:lvl>
+    <w:lvl w:ilvl="3" w:tentative="1">
+      <w:start w:val="1"/>
+      <w:numFmt w:val="decimal"/>
+      <w:lvlText w:val="%4."/>
+      <w:lvlJc w:val="left"/>
+      <w:pPr>
+        <w:tabs>
+          <w:tab w:val="num" w:pos="2880"/>
+        </w:tabs>
+        <w:ind w:left="2880" w:hanging="360"/>
+      </w:pPr>
+    </w:lvl>
+    <w:lvl w:ilvl="4" w:tentative="1">
+      <w:start w:val="1"/>
+      <w:numFmt w:val="decimal"/>
+      <w:lvlText w:val="%5."/>
+      <w:lvlJc w:val="left"/>
+      <w:pPr>
+        <w:tabs>
+          <w:tab w:val="num" w:pos="3600"/>
+        </w:tabs>
+        <w:ind w:left="3600" w:hanging="360"/>
+      </w:pPr>
+    </w:lvl>
+    <w:lvl w:ilvl="5" w:tentative="1">
+      <w:start w:val="1"/>
+      <w:numFmt w:val="decimal"/>
+      <w:lvlText w:val="%6."/>
+      <w:lvlJc w:val="left"/>
+      <w:pPr>
+        <w:tabs>
+          <w:tab w:val="num" w:pos="4320"/>
+        </w:tabs>
+        <w:ind w:left="4320" w:hanging="360"/>
+      </w:pPr>
+    </w:lvl>
+    <w:lvl w:ilvl="6" w:tentative="1">
+      <w:start w:val="1"/>
+      <w:numFmt w:val="decimal"/>
+      <w:lvlText w:val="%7."/>
+      <w:lvlJc w:val="left"/>
+      <w:pPr>
+        <w:tabs>
+          <w:tab w:val="num" w:pos="5040"/>
+        </w:tabs>
+        <w:ind w:left="5040" w:hanging="360"/>
+      </w:pPr>
+    </w:lvl>
+    <w:lvl w:ilvl="7" w:tentative="1">
+      <w:start w:val="1"/>
+      <w:numFmt w:val="decimal"/>
+      <w:lvlText w:val="%8."/>
+      <w:lvlJc w:val="left"/>
+      <w:pPr>
+        <w:tabs>
+          <w:tab w:val="num" w:pos="5760"/>
+        </w:tabs>
+        <w:ind w:left="5760" w:hanging="360"/>
+      </w:pPr>
+    </w:lvl>
+    <w:lvl w:ilvl="8" w:tentative="1">
+      <w:start w:val="1"/>
+      <w:numFmt w:val="decimal"/>
+      <w:lvlText w:val="%9."/>
+      <w:lvlJc w:val="left"/>
+      <w:pPr>
+        <w:tabs>
+          <w:tab w:val="num" w:pos="6480"/>
+        </w:tabs>
+        <w:ind w:left="6480" w:hanging="360"/>
+      </w:pPr>
+    </w:lvl>
+  </w:abstractNum>
+  <w:abstractNum w:abstractNumId="15" w15:restartNumberingAfterBreak="0">
+    <w:nsid w:val="446E76A3"/>
+    <w:multiLevelType w:val="multilevel"/>
+    <w:tmpl w:val="38B4A550"/>
+    <w:lvl w:ilvl="0">
+      <w:start w:val="4"/>
+      <w:numFmt w:val="decimal"/>
+      <w:lvlText w:val="%1."/>
+      <w:lvlJc w:val="left"/>
+      <w:pPr>
+        <w:tabs>
+          <w:tab w:val="num" w:pos="720"/>
+        </w:tabs>
+        <w:ind w:left="720" w:hanging="360"/>
+      </w:pPr>
+    </w:lvl>
+    <w:lvl w:ilvl="1" w:tentative="1">
+      <w:start w:val="1"/>
+      <w:numFmt w:val="decimal"/>
+      <w:lvlText w:val="%2."/>
+      <w:lvlJc w:val="left"/>
+      <w:pPr>
+        <w:tabs>
+          <w:tab w:val="num" w:pos="1440"/>
+        </w:tabs>
+        <w:ind w:left="1440" w:hanging="360"/>
+      </w:pPr>
+    </w:lvl>
+    <w:lvl w:ilvl="2" w:tentative="1">
+      <w:start w:val="1"/>
+      <w:numFmt w:val="decimal"/>
+      <w:lvlText w:val="%3."/>
+      <w:lvlJc w:val="left"/>
+      <w:pPr>
+        <w:tabs>
+          <w:tab w:val="num" w:pos="2160"/>
+        </w:tabs>
+        <w:ind w:left="2160" w:hanging="360"/>
+      </w:pPr>
+    </w:lvl>
+    <w:lvl w:ilvl="3" w:tentative="1">
+      <w:start w:val="1"/>
+      <w:numFmt w:val="decimal"/>
+      <w:lvlText w:val="%4."/>
+      <w:lvlJc w:val="left"/>
+      <w:pPr>
+        <w:tabs>
+          <w:tab w:val="num" w:pos="2880"/>
+        </w:tabs>
+        <w:ind w:left="2880" w:hanging="360"/>
+      </w:pPr>
+    </w:lvl>
+    <w:lvl w:ilvl="4" w:tentative="1">
+      <w:start w:val="1"/>
+      <w:numFmt w:val="decimal"/>
+      <w:lvlText w:val="%5."/>
+      <w:lvlJc w:val="left"/>
+      <w:pPr>
+        <w:tabs>
+          <w:tab w:val="num" w:pos="3600"/>
+        </w:tabs>
+        <w:ind w:left="3600" w:hanging="360"/>
+      </w:pPr>
+    </w:lvl>
+    <w:lvl w:ilvl="5" w:tentative="1">
+      <w:start w:val="1"/>
+      <w:numFmt w:val="decimal"/>
+      <w:lvlText w:val="%6."/>
+      <w:lvlJc w:val="left"/>
+      <w:pPr>
+        <w:tabs>
+          <w:tab w:val="num" w:pos="4320"/>
+        </w:tabs>
+        <w:ind w:left="4320" w:hanging="360"/>
+      </w:pPr>
+    </w:lvl>
+    <w:lvl w:ilvl="6" w:tentative="1">
+      <w:start w:val="1"/>
+      <w:numFmt w:val="decimal"/>
+      <w:lvlText w:val="%7."/>
+      <w:lvlJc w:val="left"/>
+      <w:pPr>
+        <w:tabs>
+          <w:tab w:val="num" w:pos="5040"/>
+        </w:tabs>
+        <w:ind w:left="5040" w:hanging="360"/>
+      </w:pPr>
+    </w:lvl>
+    <w:lvl w:ilvl="7" w:tentative="1">
+      <w:start w:val="1"/>
+      <w:numFmt w:val="decimal"/>
+      <w:lvlText w:val="%8."/>
+      <w:lvlJc w:val="left"/>
+      <w:pPr>
+        <w:tabs>
+          <w:tab w:val="num" w:pos="5760"/>
+        </w:tabs>
+        <w:ind w:left="5760" w:hanging="360"/>
+      </w:pPr>
+    </w:lvl>
+    <w:lvl w:ilvl="8" w:tentative="1">
+      <w:start w:val="1"/>
+      <w:numFmt w:val="decimal"/>
+      <w:lvlText w:val="%9."/>
+      <w:lvlJc w:val="left"/>
+      <w:pPr>
+        <w:tabs>
+          <w:tab w:val="num" w:pos="6480"/>
+        </w:tabs>
+        <w:ind w:left="6480" w:hanging="360"/>
+      </w:pPr>
+    </w:lvl>
+  </w:abstractNum>
+  <w:abstractNum w:abstractNumId="16" w15:restartNumberingAfterBreak="0">
+    <w:nsid w:val="51E1637F"/>
+    <w:multiLevelType w:val="multilevel"/>
+    <w:tmpl w:val="A8266798"/>
+    <w:lvl w:ilvl="0">
+      <w:start w:val="1"/>
+      <w:numFmt w:val="decimal"/>
+      <w:lvlText w:val="%1."/>
+      <w:lvlJc w:val="left"/>
+      <w:pPr>
+        <w:tabs>
+          <w:tab w:val="num" w:pos="720"/>
+        </w:tabs>
+        <w:ind w:left="720" w:hanging="360"/>
+      </w:pPr>
+    </w:lvl>
+    <w:lvl w:ilvl="1" w:tentative="1">
+      <w:start w:val="1"/>
+      <w:numFmt w:val="decimal"/>
+      <w:lvlText w:val="%2."/>
+      <w:lvlJc w:val="left"/>
+      <w:pPr>
+        <w:tabs>
+          <w:tab w:val="num" w:pos="1440"/>
+        </w:tabs>
+        <w:ind w:left="1440" w:hanging="360"/>
+      </w:pPr>
+    </w:lvl>
+    <w:lvl w:ilvl="2" w:tentative="1">
+      <w:start w:val="1"/>
+      <w:numFmt w:val="decimal"/>
+      <w:lvlText w:val="%3."/>
+      <w:lvlJc w:val="left"/>
+      <w:pPr>
+        <w:tabs>
+          <w:tab w:val="num" w:pos="2160"/>
+        </w:tabs>
+        <w:ind w:left="2160" w:hanging="360"/>
+      </w:pPr>
+    </w:lvl>
+    <w:lvl w:ilvl="3" w:tentative="1">
+      <w:start w:val="1"/>
+      <w:numFmt w:val="decimal"/>
+      <w:lvlText w:val="%4."/>
+      <w:lvlJc w:val="left"/>
+      <w:pPr>
+        <w:tabs>
+          <w:tab w:val="num" w:pos="2880"/>
+        </w:tabs>
+        <w:ind w:left="2880" w:hanging="360"/>
+      </w:pPr>
+    </w:lvl>
+    <w:lvl w:ilvl="4" w:tentative="1">
+      <w:start w:val="1"/>
+      <w:numFmt w:val="decimal"/>
+      <w:lvlText w:val="%5."/>
+      <w:lvlJc w:val="left"/>
+      <w:pPr>
+        <w:tabs>
+          <w:tab w:val="num" w:pos="3600"/>
+        </w:tabs>
+        <w:ind w:left="3600" w:hanging="360"/>
+      </w:pPr>
+    </w:lvl>
+    <w:lvl w:ilvl="5" w:tentative="1">
+      <w:start w:val="1"/>
+      <w:numFmt w:val="decimal"/>
+      <w:lvlText w:val="%6."/>
+      <w:lvlJc w:val="left"/>
+      <w:pPr>
+        <w:tabs>
+          <w:tab w:val="num" w:pos="4320"/>
+        </w:tabs>
+        <w:ind w:left="4320" w:hanging="360"/>
+      </w:pPr>
+    </w:lvl>
+    <w:lvl w:ilvl="6" w:tentative="1">
+      <w:start w:val="1"/>
+      <w:numFmt w:val="decimal"/>
+      <w:lvlText w:val="%7."/>
+      <w:lvlJc w:val="left"/>
+      <w:pPr>
+        <w:tabs>
+          <w:tab w:val="num" w:pos="5040"/>
+        </w:tabs>
+        <w:ind w:left="5040" w:hanging="360"/>
+      </w:pPr>
+    </w:lvl>
+    <w:lvl w:ilvl="7" w:tentative="1">
+      <w:start w:val="1"/>
+      <w:numFmt w:val="decimal"/>
+      <w:lvlText w:val="%8."/>
+      <w:lvlJc w:val="left"/>
+      <w:pPr>
+        <w:tabs>
+          <w:tab w:val="num" w:pos="5760"/>
+        </w:tabs>
+        <w:ind w:left="5760" w:hanging="360"/>
+      </w:pPr>
+    </w:lvl>
+    <w:lvl w:ilvl="8" w:tentative="1">
+      <w:start w:val="1"/>
+      <w:numFmt w:val="decimal"/>
+      <w:lvlText w:val="%9."/>
+      <w:lvlJc w:val="left"/>
+      <w:pPr>
+        <w:tabs>
+          <w:tab w:val="num" w:pos="6480"/>
+        </w:tabs>
+        <w:ind w:left="6480" w:hanging="360"/>
+      </w:pPr>
+    </w:lvl>
+  </w:abstractNum>
+  <w:abstractNum w:abstractNumId="17" w15:restartNumberingAfterBreak="0">
+    <w:nsid w:val="522179D4"/>
+    <w:multiLevelType w:val="multilevel"/>
+    <w:tmpl w:val="1F10FD12"/>
+    <w:lvl w:ilvl="0">
+      <w:start w:val="1"/>
+      <w:numFmt w:val="bullet"/>
+      <w:lvlText w:val=""/>
+      <w:lvlJc w:val="left"/>
+      <w:pPr>
+        <w:tabs>
+          <w:tab w:val="num" w:pos="720"/>
+        </w:tabs>
+        <w:ind w:left="720" w:hanging="360"/>
+      </w:pPr>
+      <w:rPr>
+        <w:rFonts w:ascii="Symbol" w:hAnsi="Symbol" w:hint="default"/>
+        <w:sz w:val="20"/>
+      </w:rPr>
+    </w:lvl>
+    <w:lvl w:ilvl="1" w:tentative="1">
+      <w:start w:val="1"/>
+      <w:numFmt w:val="bullet"/>
+      <w:lvlText w:val="o"/>
+      <w:lvlJc w:val="left"/>
+      <w:pPr>
+        <w:tabs>
+          <w:tab w:val="num" w:pos="1440"/>
+        </w:tabs>
+        <w:ind w:left="1440" w:hanging="360"/>
+      </w:pPr>
+      <w:rPr>
+        <w:rFonts w:ascii="Courier New" w:hAnsi="Courier New" w:hint="default"/>
+        <w:sz w:val="20"/>
+      </w:rPr>
+    </w:lvl>
+    <w:lvl w:ilvl="2" w:tentative="1">
+      <w:start w:val="1"/>
+      <w:numFmt w:val="bullet"/>
+      <w:lvlText w:val=""/>
+      <w:lvlJc w:val="left"/>
+      <w:pPr>
+        <w:tabs>
+          <w:tab w:val="num" w:pos="2160"/>
+        </w:tabs>
+        <w:ind w:left="2160" w:hanging="360"/>
+      </w:pPr>
+      <w:rPr>
+        <w:rFonts w:ascii="Wingdings" w:hAnsi="Wingdings" w:hint="default"/>
+        <w:sz w:val="20"/>
+      </w:rPr>
+    </w:lvl>
+    <w:lvl w:ilvl="3" w:tentative="1">
+      <w:start w:val="1"/>
+      <w:numFmt w:val="bullet"/>
+      <w:lvlText w:val=""/>
+      <w:lvlJc w:val="left"/>
+      <w:pPr>
+        <w:tabs>
+          <w:tab w:val="num" w:pos="2880"/>
+        </w:tabs>
+        <w:ind w:left="2880" w:hanging="360"/>
+      </w:pPr>
+      <w:rPr>
+        <w:rFonts w:ascii="Wingdings" w:hAnsi="Wingdings" w:hint="default"/>
+        <w:sz w:val="20"/>
+      </w:rPr>
+    </w:lvl>
+    <w:lvl w:ilvl="4" w:tentative="1">
+      <w:start w:val="1"/>
+      <w:numFmt w:val="bullet"/>
+      <w:lvlText w:val=""/>
+      <w:lvlJc w:val="left"/>
+      <w:pPr>
+        <w:tabs>
+          <w:tab w:val="num" w:pos="3600"/>
+        </w:tabs>
+        <w:ind w:left="3600" w:hanging="360"/>
+      </w:pPr>
+      <w:rPr>
+        <w:rFonts w:ascii="Wingdings" w:hAnsi="Wingdings" w:hint="default"/>
+        <w:sz w:val="20"/>
+      </w:rPr>
+    </w:lvl>
+    <w:lvl w:ilvl="5" w:tentative="1">
+      <w:start w:val="1"/>
+      <w:numFmt w:val="bullet"/>
+      <w:lvlText w:val=""/>
+      <w:lvlJc w:val="left"/>
+      <w:pPr>
+        <w:tabs>
+          <w:tab w:val="num" w:pos="4320"/>
+        </w:tabs>
+        <w:ind w:left="4320" w:hanging="360"/>
+      </w:pPr>
+      <w:rPr>
+        <w:rFonts w:ascii="Wingdings" w:hAnsi="Wingdings" w:hint="default"/>
+        <w:sz w:val="20"/>
+      </w:rPr>
+    </w:lvl>
+    <w:lvl w:ilvl="6" w:tentative="1">
+      <w:start w:val="1"/>
+      <w:numFmt w:val="bullet"/>
+      <w:lvlText w:val=""/>
+      <w:lvlJc w:val="left"/>
+      <w:pPr>
+        <w:tabs>
+          <w:tab w:val="num" w:pos="5040"/>
+        </w:tabs>
+        <w:ind w:left="5040" w:hanging="360"/>
+      </w:pPr>
+      <w:rPr>
+        <w:rFonts w:ascii="Wingdings" w:hAnsi="Wingdings" w:hint="default"/>
+        <w:sz w:val="20"/>
+      </w:rPr>
+    </w:lvl>
+    <w:lvl w:ilvl="7" w:tentative="1">
+      <w:start w:val="1"/>
+      <w:numFmt w:val="bullet"/>
+      <w:lvlText w:val=""/>
+      <w:lvlJc w:val="left"/>
+      <w:pPr>
+        <w:tabs>
+          <w:tab w:val="num" w:pos="5760"/>
+        </w:tabs>
+        <w:ind w:left="5760" w:hanging="360"/>
+      </w:pPr>
+      <w:rPr>
+        <w:rFonts w:ascii="Wingdings" w:hAnsi="Wingdings" w:hint="default"/>
+        <w:sz w:val="20"/>
+      </w:rPr>
+    </w:lvl>
+    <w:lvl w:ilvl="8" w:tentative="1">
+      <w:start w:val="1"/>
+      <w:numFmt w:val="bullet"/>
+      <w:lvlText w:val=""/>
+      <w:lvlJc w:val="left"/>
+      <w:pPr>
+        <w:tabs>
+          <w:tab w:val="num" w:pos="6480"/>
+        </w:tabs>
+        <w:ind w:left="6480" w:hanging="360"/>
+      </w:pPr>
+      <w:rPr>
+        <w:rFonts w:ascii="Wingdings" w:hAnsi="Wingdings" w:hint="default"/>
+        <w:sz w:val="20"/>
+      </w:rPr>
+    </w:lvl>
+  </w:abstractNum>
+  <w:abstractNum w:abstractNumId="18" w15:restartNumberingAfterBreak="0">
     <w:nsid w:val="52263A9D"/>
     <w:multiLevelType w:val="multilevel"/>
     <w:tmpl w:val="B45014E4"/>
@@ -3302,7 +4205,7 @@
       </w:rPr>
     </w:lvl>
   </w:abstractNum>
-  <w:abstractNum w:abstractNumId="10" w15:restartNumberingAfterBreak="0">
+  <w:abstractNum w:abstractNumId="19" w15:restartNumberingAfterBreak="0">
     <w:nsid w:val="78A947F7"/>
     <w:multiLevelType w:val="multilevel"/>
     <w:tmpl w:val="1D326A50"/>
@@ -3415,7 +4318,7 @@
       </w:pPr>
     </w:lvl>
   </w:abstractNum>
-  <w:abstractNum w:abstractNumId="11" w15:restartNumberingAfterBreak="0">
+  <w:abstractNum w:abstractNumId="20" w15:restartNumberingAfterBreak="0">
     <w:nsid w:val="78C33459"/>
     <w:multiLevelType w:val="multilevel"/>
     <w:tmpl w:val="F8240796"/>
@@ -3528,7 +4431,7 @@
       </w:pPr>
     </w:lvl>
   </w:abstractNum>
-  <w:abstractNum w:abstractNumId="12" w15:restartNumberingAfterBreak="0">
+  <w:abstractNum w:abstractNumId="21" w15:restartNumberingAfterBreak="0">
     <w:nsid w:val="78FF32C1"/>
     <w:multiLevelType w:val="multilevel"/>
     <w:tmpl w:val="BADE89B6"/>
@@ -3641,7 +4544,7 @@
       </w:pPr>
     </w:lvl>
   </w:abstractNum>
-  <w:abstractNum w:abstractNumId="13" w15:restartNumberingAfterBreak="0">
+  <w:abstractNum w:abstractNumId="22" w15:restartNumberingAfterBreak="0">
     <w:nsid w:val="79AB6DFE"/>
     <w:multiLevelType w:val="multilevel"/>
     <w:tmpl w:val="D5E2C3BE"/>
@@ -3754,7 +4657,7 @@
       </w:pPr>
     </w:lvl>
   </w:abstractNum>
-  <w:abstractNum w:abstractNumId="14" w15:restartNumberingAfterBreak="0">
+  <w:abstractNum w:abstractNumId="23" w15:restartNumberingAfterBreak="0">
     <w:nsid w:val="7D376F25"/>
     <w:multiLevelType w:val="multilevel"/>
     <w:tmpl w:val="3F2864BA"/>
@@ -3868,49 +4771,76 @@
     </w:lvl>
   </w:abstractNum>
   <w:num w:numId="1" w16cid:durableId="1830243569">
+    <w:abstractNumId w:val="9"/>
+  </w:num>
+  <w:num w:numId="2" w16cid:durableId="419955604">
+    <w:abstractNumId w:val="10"/>
+  </w:num>
+  <w:num w:numId="3" w16cid:durableId="236869985">
+    <w:abstractNumId w:val="19"/>
+  </w:num>
+  <w:num w:numId="4" w16cid:durableId="966938139">
+    <w:abstractNumId w:val="11"/>
+  </w:num>
+  <w:num w:numId="5" w16cid:durableId="1022708490">
+    <w:abstractNumId w:val="6"/>
+  </w:num>
+  <w:num w:numId="6" w16cid:durableId="1708528193">
+    <w:abstractNumId w:val="22"/>
+  </w:num>
+  <w:num w:numId="7" w16cid:durableId="1481382147">
+    <w:abstractNumId w:val="23"/>
+  </w:num>
+  <w:num w:numId="8" w16cid:durableId="1614701637">
+    <w:abstractNumId w:val="18"/>
+  </w:num>
+  <w:num w:numId="9" w16cid:durableId="487988919">
     <w:abstractNumId w:val="5"/>
   </w:num>
-  <w:num w:numId="2" w16cid:durableId="419955604">
-    <w:abstractNumId w:val="6"/>
+  <w:num w:numId="10" w16cid:durableId="1413814126">
+    <w:abstractNumId w:val="21"/>
   </w:num>
-  <w:num w:numId="3" w16cid:durableId="236869985">
-    <w:abstractNumId w:val="10"/>
+  <w:num w:numId="11" w16cid:durableId="1673527738">
+    <w:abstractNumId w:val="2"/>
   </w:num>
-  <w:num w:numId="4" w16cid:durableId="966938139">
+  <w:num w:numId="12" w16cid:durableId="954555351">
+    <w:abstractNumId w:val="20"/>
+  </w:num>
+  <w:num w:numId="13" w16cid:durableId="597057410">
+    <w:abstractNumId w:val="4"/>
+  </w:num>
+  <w:num w:numId="14" w16cid:durableId="1197042899">
+    <w:abstractNumId w:val="13"/>
+  </w:num>
+  <w:num w:numId="15" w16cid:durableId="1322781658">
     <w:abstractNumId w:val="7"/>
   </w:num>
-  <w:num w:numId="5" w16cid:durableId="1022708490">
-    <w:abstractNumId w:val="3"/>
+  <w:num w:numId="16" w16cid:durableId="1773283675">
+    <w:abstractNumId w:val="16"/>
   </w:num>
-  <w:num w:numId="6" w16cid:durableId="1708528193">
-    <w:abstractNumId w:val="13"/>
+  <w:num w:numId="17" w16cid:durableId="986209202">
+    <w:abstractNumId w:val="15"/>
   </w:num>
-  <w:num w:numId="7" w16cid:durableId="1481382147">
+  <w:num w:numId="18" w16cid:durableId="411586072">
+    <w:abstractNumId w:val="1"/>
+  </w:num>
+  <w:num w:numId="19" w16cid:durableId="220943176">
+    <w:abstractNumId w:val="8"/>
+  </w:num>
+  <w:num w:numId="20" w16cid:durableId="2066684123">
+    <w:abstractNumId w:val="12"/>
+  </w:num>
+  <w:num w:numId="21" w16cid:durableId="391586624">
+    <w:abstractNumId w:val="17"/>
+  </w:num>
+  <w:num w:numId="22" w16cid:durableId="1738169937">
+    <w:abstractNumId w:val="0"/>
+  </w:num>
+  <w:num w:numId="23" w16cid:durableId="425926054">
     <w:abstractNumId w:val="14"/>
   </w:num>
-  <w:num w:numId="8" w16cid:durableId="1614701637">
-    <w:abstractNumId w:val="9"/>
-  </w:num>
-  <w:num w:numId="9" w16cid:durableId="487988919">
-    <w:abstractNumId w:val="2"/>
-  </w:num>
-  <w:num w:numId="10" w16cid:durableId="1413814126">
-    <w:abstractNumId w:val="12"/>
-  </w:num>
-  <w:num w:numId="11" w16cid:durableId="1673527738">
-    <w:abstractNumId w:val="0"/>
-  </w:num>
-  <w:num w:numId="12" w16cid:durableId="954555351">
-    <w:abstractNumId w:val="11"/>
-  </w:num>
-  <w:num w:numId="13" w16cid:durableId="597057410">
-    <w:abstractNumId w:val="1"/>
-  </w:num>
-  <w:num w:numId="14" w16cid:durableId="1197042899">
-    <w:abstractNumId w:val="8"/>
-  </w:num>
-  <w:num w:numId="15" w16cid:durableId="1322781658">
-    <w:abstractNumId w:val="4"/>
+  <w:num w:numId="24" w16cid:durableId="1194080621">
+    <w:abstractNumId w:val="3"/>
   </w:num>
 </w:numbering>
 </file>
